--- a/report.docx
+++ b/report.docx
@@ -1,6 +1,6 @@
 
 <file path=word/document.xml><?xml version="1.0" encoding="utf-8"?>
-<w:document xmlns:wpc="http://schemas.microsoft.com/office/word/2010/wordprocessingCanvas" xmlns:cx="http://schemas.microsoft.com/office/drawing/2014/chartex" xmlns:cx1="http://schemas.microsoft.com/office/drawing/2015/9/8/chartex" xmlns:cx2="http://schemas.microsoft.com/office/drawing/2015/10/21/chartex" xmlns:cx3="http://schemas.microsoft.com/office/drawing/2016/5/9/chartex" xmlns:cx4="http://schemas.microsoft.com/office/drawing/2016/5/10/chartex" xmlns:cx5="http://schemas.microsoft.com/office/drawing/2016/5/11/chartex" xmlns:cx6="http://schemas.microsoft.com/office/drawing/2016/5/12/chartex" xmlns:cx7="http://schemas.microsoft.com/office/drawing/2016/5/13/chartex" xmlns:cx8="http://schemas.microsoft.com/office/drawing/2016/5/14/chartex" xmlns:mc="http://schemas.openxmlformats.org/markup-compatibility/2006" xmlns:aink="http://schemas.microsoft.com/office/drawing/2016/ink" xmlns:am3d="http://schemas.microsoft.com/office/drawing/2017/model3d" xmlns:o="urn:schemas-microsoft-com:office:office" xmlns:oel="http://schemas.microsoft.com/office/2019/extlst" xmlns:r="http://schemas.openxmlformats.org/officeDocument/2006/relationships" xmlns:m="http://schemas.openxmlformats.org/officeDocument/2006/math" xmlns:v="urn:schemas-microsoft-com:vml" xmlns:wp14="http://schemas.microsoft.com/office/word/2010/wordprocessingDrawing" xmlns:wp="http://schemas.openxmlformats.org/drawingml/2006/wordprocessingDrawing" xmlns:w10="urn:schemas-microsoft-com:office:word" xmlns:w="http://schemas.openxmlformats.org/wordprocessingml/2006/main" xmlns:w14="http://schemas.microsoft.com/office/word/2010/wordml" xmlns:w15="http://schemas.microsoft.com/office/word/2012/wordml" xmlns:w16cei="http://schemas.microsoft.com/office/word/2026/wordml/cei" xmlns:w16cex="http://schemas.microsoft.com/office/word/2018/wordml/cex" xmlns:w16cid="http://schemas.microsoft.com/office/word/2016/wordml/cid" xmlns:w16="http://schemas.microsoft.com/office/word/2018/wordml" xmlns:w16du="http://schemas.microsoft.com/office/word/2023/wordml/word16du" xmlns:w16sdtdh="http://schemas.microsoft.com/office/word/2020/wordml/sdtdatahash" xmlns:w16sdtfl="http://schemas.microsoft.com/office/word/2024/wordml/sdtformatlock" xmlns:w16se="http://schemas.microsoft.com/office/word/2015/wordml/symex" xmlns:wpg="http://schemas.microsoft.com/office/word/2010/wordprocessingGroup" xmlns:wpi="http://schemas.microsoft.com/office/word/2010/wordprocessingInk" xmlns:wne="http://schemas.microsoft.com/office/word/2006/wordml" xmlns:wps="http://schemas.microsoft.com/office/word/2010/wordprocessingShape" mc:Ignorable="w14 w15 w16se w16cid w16 w16cex w16sdtdh w16sdtfl w16du wp14">
+<w:document xmlns:wpc="http://schemas.microsoft.com/office/word/2010/wordprocessingCanvas" xmlns:cx="http://schemas.microsoft.com/office/drawing/2014/chartex" xmlns:cx1="http://schemas.microsoft.com/office/drawing/2015/9/8/chartex" xmlns:cx2="http://schemas.microsoft.com/office/drawing/2015/10/21/chartex" xmlns:cx3="http://schemas.microsoft.com/office/drawing/2016/5/9/chartex" xmlns:cx4="http://schemas.microsoft.com/office/drawing/2016/5/10/chartex" xmlns:cx5="http://schemas.microsoft.com/office/drawing/2016/5/11/chartex" xmlns:cx6="http://schemas.microsoft.com/office/drawing/2016/5/12/chartex" xmlns:cx7="http://schemas.microsoft.com/office/drawing/2016/5/13/chartex" xmlns:cx8="http://schemas.microsoft.com/office/drawing/2016/5/14/chartex" xmlns:mc="http://schemas.openxmlformats.org/markup-compatibility/2006" xmlns:aink="http://schemas.microsoft.com/office/drawing/2016/ink" xmlns:am3d="http://schemas.microsoft.com/office/drawing/2017/model3d" xmlns:o="urn:schemas-microsoft-com:office:office" xmlns:oel="http://schemas.microsoft.com/office/2019/extlst" xmlns:r="http://schemas.openxmlformats.org/officeDocument/2006/relationships" xmlns:m="http://schemas.openxmlformats.org/officeDocument/2006/math" xmlns:v="urn:schemas-microsoft-com:vml" xmlns:wp14="http://schemas.microsoft.com/office/word/2010/wordprocessingDrawing" xmlns:wp="http://schemas.openxmlformats.org/drawingml/2006/wordprocessingDrawing" xmlns:w10="urn:schemas-microsoft-com:office:word" xmlns:w="http://schemas.openxmlformats.org/wordprocessingml/2006/main" xmlns:w14="http://schemas.microsoft.com/office/word/2010/wordml" xmlns:w15="http://schemas.microsoft.com/office/word/2012/wordml" xmlns:w16cex="http://schemas.microsoft.com/office/word/2018/wordml/cex" xmlns:w16cid="http://schemas.microsoft.com/office/word/2016/wordml/cid" xmlns:w16="http://schemas.microsoft.com/office/word/2018/wordml" xmlns:w16du="http://schemas.microsoft.com/office/word/2023/wordml/word16du" xmlns:w16sdtdh="http://schemas.microsoft.com/office/word/2020/wordml/sdtdatahash" xmlns:w16sdtfl="http://schemas.microsoft.com/office/word/2024/wordml/sdtformatlock" xmlns:w16se="http://schemas.microsoft.com/office/word/2015/wordml/symex" xmlns:wpg="http://schemas.microsoft.com/office/word/2010/wordprocessingGroup" xmlns:wpi="http://schemas.microsoft.com/office/word/2010/wordprocessingInk" xmlns:wne="http://schemas.microsoft.com/office/word/2006/wordml" xmlns:wps="http://schemas.microsoft.com/office/word/2010/wordprocessingShape" mc:Ignorable="w14 w15 w16se w16cid w16 w16cex w16sdtdh w16sdtfl w16du wp14">
   <w:body>
     <w:sdt>
       <w:sdtPr>
@@ -39,9 +39,10 @@
               <w:tab w:val="right" w:leader="dot" w:pos="9016"/>
             </w:tabs>
             <w:rPr>
+              <w:rFonts w:eastAsiaTheme="minorEastAsia"/>
               <w:noProof/>
-              <w:sz w:val="30"/>
-              <w:szCs w:val="30"/>
+              <w:sz w:val="24"/>
+              <w:szCs w:val="24"/>
               <w:rtl/>
             </w:rPr>
           </w:pPr>
@@ -66,13 +67,11 @@
             </w:rPr>
             <w:fldChar w:fldCharType="separate"/>
           </w:r>
-          <w:hyperlink w:anchor="_Toc238403512" w:history="1">
+          <w:hyperlink w:anchor="_Toc238465456" w:history="1">
             <w:r>
               <w:rPr>
                 <w:rStyle w:val="Hyperlink"/>
                 <w:noProof/>
-                <w:sz w:val="30"/>
-                <w:szCs w:val="30"/>
               </w:rPr>
               <w:t>Dataset analysis</w:t>
             </w:r>
@@ -80,8 +79,6 @@
               <w:rPr>
                 <w:noProof/>
                 <w:webHidden/>
-                <w:sz w:val="30"/>
-                <w:szCs w:val="30"/>
                 <w:rtl/>
               </w:rPr>
               <w:tab/>
@@ -90,8 +87,6 @@
               <w:rPr>
                 <w:rStyle w:val="Hyperlink"/>
                 <w:noProof/>
-                <w:sz w:val="30"/>
-                <w:szCs w:val="30"/>
                 <w:rtl/>
               </w:rPr>
               <w:fldChar w:fldCharType="begin"/>
@@ -100,8 +95,6 @@
               <w:rPr>
                 <w:noProof/>
                 <w:webHidden/>
-                <w:sz w:val="30"/>
-                <w:szCs w:val="30"/>
                 <w:rtl/>
               </w:rPr>
               <w:instrText xml:space="preserve"> </w:instrText>
@@ -110,8 +103,6 @@
               <w:rPr>
                 <w:noProof/>
                 <w:webHidden/>
-                <w:sz w:val="30"/>
-                <w:szCs w:val="30"/>
               </w:rPr>
               <w:instrText>PAGEREF</w:instrText>
             </w:r>
@@ -119,8 +110,6 @@
               <w:rPr>
                 <w:noProof/>
                 <w:webHidden/>
-                <w:sz w:val="30"/>
-                <w:szCs w:val="30"/>
                 <w:rtl/>
               </w:rPr>
               <w:instrText xml:space="preserve"> _</w:instrText>
@@ -129,17 +118,13 @@
               <w:rPr>
                 <w:noProof/>
                 <w:webHidden/>
-                <w:sz w:val="30"/>
-                <w:szCs w:val="30"/>
               </w:rPr>
-              <w:instrText>Toc238403512 \h</w:instrText>
+              <w:instrText>Toc238465456 \h</w:instrText>
             </w:r>
             <w:r>
               <w:rPr>
                 <w:noProof/>
                 <w:webHidden/>
-                <w:sz w:val="30"/>
-                <w:szCs w:val="30"/>
                 <w:rtl/>
               </w:rPr>
               <w:instrText xml:space="preserve"> </w:instrText>
@@ -148,8 +133,6 @@
               <w:rPr>
                 <w:rStyle w:val="Hyperlink"/>
                 <w:noProof/>
-                <w:sz w:val="30"/>
-                <w:szCs w:val="30"/>
                 <w:rtl/>
               </w:rPr>
             </w:r>
@@ -157,8 +140,6 @@
               <w:rPr>
                 <w:rStyle w:val="Hyperlink"/>
                 <w:noProof/>
-                <w:sz w:val="30"/>
-                <w:szCs w:val="30"/>
                 <w:rtl/>
               </w:rPr>
               <w:fldChar w:fldCharType="separate"/>
@@ -167,8 +148,6 @@
               <w:rPr>
                 <w:noProof/>
                 <w:webHidden/>
-                <w:sz w:val="30"/>
-                <w:szCs w:val="30"/>
                 <w:rtl/>
               </w:rPr>
               <w:t>1</w:t>
@@ -177,8 +156,115 @@
               <w:rPr>
                 <w:rStyle w:val="Hyperlink"/>
                 <w:noProof/>
-                <w:sz w:val="30"/>
-                <w:szCs w:val="30"/>
+                <w:rtl/>
+              </w:rPr>
+              <w:fldChar w:fldCharType="end"/>
+            </w:r>
+          </w:hyperlink>
+        </w:p>
+        <w:p>
+          <w:pPr>
+            <w:pStyle w:val="TOC1"/>
+            <w:tabs>
+              <w:tab w:val="right" w:leader="dot" w:pos="9016"/>
+            </w:tabs>
+            <w:rPr>
+              <w:rFonts w:eastAsiaTheme="minorEastAsia"/>
+              <w:noProof/>
+              <w:sz w:val="24"/>
+              <w:szCs w:val="24"/>
+              <w:rtl/>
+            </w:rPr>
+          </w:pPr>
+          <w:hyperlink w:anchor="_Toc238465457" w:history="1">
+            <w:r>
+              <w:rPr>
+                <w:rStyle w:val="Hyperlink"/>
+                <w:noProof/>
+              </w:rPr>
+              <w:t>Split</w:t>
+            </w:r>
+            <w:r>
+              <w:rPr>
+                <w:noProof/>
+                <w:webHidden/>
+                <w:rtl/>
+              </w:rPr>
+              <w:tab/>
+            </w:r>
+            <w:r>
+              <w:rPr>
+                <w:rStyle w:val="Hyperlink"/>
+                <w:noProof/>
+                <w:rtl/>
+              </w:rPr>
+              <w:fldChar w:fldCharType="begin"/>
+            </w:r>
+            <w:r>
+              <w:rPr>
+                <w:noProof/>
+                <w:webHidden/>
+                <w:rtl/>
+              </w:rPr>
+              <w:instrText xml:space="preserve"> </w:instrText>
+            </w:r>
+            <w:r>
+              <w:rPr>
+                <w:noProof/>
+                <w:webHidden/>
+              </w:rPr>
+              <w:instrText>PAGEREF</w:instrText>
+            </w:r>
+            <w:r>
+              <w:rPr>
+                <w:noProof/>
+                <w:webHidden/>
+                <w:rtl/>
+              </w:rPr>
+              <w:instrText xml:space="preserve"> _</w:instrText>
+            </w:r>
+            <w:r>
+              <w:rPr>
+                <w:noProof/>
+                <w:webHidden/>
+              </w:rPr>
+              <w:instrText>Toc238465457 \h</w:instrText>
+            </w:r>
+            <w:r>
+              <w:rPr>
+                <w:noProof/>
+                <w:webHidden/>
+                <w:rtl/>
+              </w:rPr>
+              <w:instrText xml:space="preserve"> </w:instrText>
+            </w:r>
+            <w:r>
+              <w:rPr>
+                <w:rStyle w:val="Hyperlink"/>
+                <w:noProof/>
+                <w:rtl/>
+              </w:rPr>
+            </w:r>
+            <w:r>
+              <w:rPr>
+                <w:rStyle w:val="Hyperlink"/>
+                <w:noProof/>
+                <w:rtl/>
+              </w:rPr>
+              <w:fldChar w:fldCharType="separate"/>
+            </w:r>
+            <w:r>
+              <w:rPr>
+                <w:noProof/>
+                <w:webHidden/>
+                <w:rtl/>
+              </w:rPr>
+              <w:t>4</w:t>
+            </w:r>
+            <w:r>
+              <w:rPr>
+                <w:rStyle w:val="Hyperlink"/>
+                <w:noProof/>
                 <w:rtl/>
               </w:rPr>
               <w:fldChar w:fldCharType="end"/>
@@ -243,7 +329,7 @@
         <w:pStyle w:val="Heading1"/>
         <w:jc w:val="right"/>
       </w:pPr>
-      <w:bookmarkStart w:id="0" w:name="_Toc238403512"/>
+      <w:bookmarkStart w:id="0" w:name="_Toc238465456"/>
       <w:r>
         <w:t>Dataset analysis</w:t>
       </w:r>
@@ -329,25 +415,7 @@
           <w:sz w:val="28"/>
           <w:szCs w:val="28"/>
         </w:rPr>
-        <w:t>L-</w:t>
-      </w:r>
-      <w:proofErr w:type="spellStart"/>
-      <w:r>
-        <w:rPr>
-          <w:rFonts w:cs="B Nazanin"/>
-          <w:sz w:val="28"/>
-          <w:szCs w:val="28"/>
-        </w:rPr>
-        <w:t>iN</w:t>
-      </w:r>
-      <w:proofErr w:type="spellEnd"/>
-      <w:r>
-        <w:rPr>
-          <w:rFonts w:cs="B Nazanin"/>
-          <w:sz w:val="28"/>
-          <w:szCs w:val="28"/>
-        </w:rPr>
-        <w:t xml:space="preserve">                           4632</w:t>
+        <w:t>L-iN                           4632</w:t>
       </w:r>
     </w:p>
     <w:p>
@@ -365,25 +433,7 @@
           <w:sz w:val="28"/>
           <w:szCs w:val="28"/>
         </w:rPr>
-        <w:t>R-</w:t>
-      </w:r>
-      <w:proofErr w:type="spellStart"/>
-      <w:r>
-        <w:rPr>
-          <w:rFonts w:cs="B Nazanin"/>
-          <w:sz w:val="28"/>
-          <w:szCs w:val="28"/>
-        </w:rPr>
-        <w:t>iN</w:t>
-      </w:r>
-      <w:proofErr w:type="spellEnd"/>
-      <w:r>
-        <w:rPr>
-          <w:rFonts w:cs="B Nazanin"/>
-          <w:sz w:val="28"/>
-          <w:szCs w:val="28"/>
-        </w:rPr>
-        <w:t xml:space="preserve">                           4340</w:t>
+        <w:t>R-iN                           4340</w:t>
       </w:r>
     </w:p>
     <w:p>
@@ -500,36 +550,8 @@
           <w:sz w:val="28"/>
           <w:szCs w:val="28"/>
         </w:rPr>
-        <w:t>L-</w:t>
-      </w:r>
-      <w:proofErr w:type="spellStart"/>
-      <w:r>
-        <w:rPr>
-          <w:rFonts w:cs="B Nazanin"/>
-          <w:sz w:val="28"/>
-          <w:szCs w:val="28"/>
-        </w:rPr>
-        <w:t>iN</w:t>
-      </w:r>
-      <w:proofErr w:type="spellEnd"/>
-      <w:r>
-        <w:rPr>
-          <w:rFonts w:cs="B Nazanin"/>
-          <w:sz w:val="28"/>
-          <w:szCs w:val="28"/>
-        </w:rPr>
-        <w:t>, R-</w:t>
-      </w:r>
-      <w:proofErr w:type="spellStart"/>
-      <w:r>
-        <w:rPr>
-          <w:rFonts w:cs="B Nazanin"/>
-          <w:sz w:val="28"/>
-          <w:szCs w:val="28"/>
-        </w:rPr>
-        <w:t>iN</w:t>
-      </w:r>
-      <w:proofErr w:type="spellEnd"/>
+        <w:t>L-iN, R-iN</w:t>
+      </w:r>
       <w:r>
         <w:rPr>
           <w:rFonts w:cs="B Nazanin" w:hint="cs"/>
@@ -673,7 +695,6 @@
         </w:rPr>
         <w:t xml:space="preserve">در مرحله بعدی اطلاعات کل عکس‌های دیتاست از قبیل اسم فایل، </w:t>
       </w:r>
-      <w:proofErr w:type="spellStart"/>
       <w:r>
         <w:rPr>
           <w:rFonts w:cs="B Nazanin"/>
@@ -682,7 +703,6 @@
         </w:rPr>
         <w:t>bcs</w:t>
       </w:r>
-      <w:proofErr w:type="spellEnd"/>
       <w:r>
         <w:rPr>
           <w:rFonts w:cs="B Nazanin" w:hint="cs"/>
@@ -761,7 +781,6 @@
         </w:rPr>
         <w:t xml:space="preserve"> که نشان دهنده شماره عکس از یک گاو است، </w:t>
       </w:r>
-      <w:proofErr w:type="spellStart"/>
       <w:r>
         <w:rPr>
           <w:rFonts w:cs="B Nazanin"/>
@@ -770,7 +789,6 @@
         </w:rPr>
         <w:t>cow_group_id</w:t>
       </w:r>
-      <w:proofErr w:type="spellEnd"/>
       <w:r>
         <w:rPr>
           <w:rFonts w:cs="B Nazanin" w:hint="cs"/>
@@ -922,7 +940,6 @@
         </w:rPr>
         <w:t xml:space="preserve">مرحله بعد چک کردن این بود که هرگاو حتما یک </w:t>
       </w:r>
-      <w:proofErr w:type="spellStart"/>
       <w:r>
         <w:rPr>
           <w:rFonts w:cs="B Nazanin"/>
@@ -931,7 +948,6 @@
         </w:rPr>
         <w:t>bcs</w:t>
       </w:r>
-      <w:proofErr w:type="spellEnd"/>
       <w:r>
         <w:rPr>
           <w:rFonts w:cs="B Nazanin" w:hint="cs"/>
@@ -959,7 +975,6 @@
         </w:rPr>
         <w:t xml:space="preserve"> گاو حداقل در دودسته </w:t>
       </w:r>
-      <w:proofErr w:type="spellStart"/>
       <w:r>
         <w:rPr>
           <w:rFonts w:cs="B Nazanin"/>
@@ -968,7 +983,6 @@
         </w:rPr>
         <w:t>bcs</w:t>
       </w:r>
-      <w:proofErr w:type="spellEnd"/>
       <w:r>
         <w:rPr>
           <w:rFonts w:cs="B Nazanin" w:hint="cs"/>
@@ -1014,7 +1028,6 @@
         </w:rPr>
         <w:t xml:space="preserve"> که در فولدر </w:t>
       </w:r>
-      <w:proofErr w:type="spellStart"/>
       <w:r>
         <w:rPr>
           <w:rFonts w:cs="B Nazanin"/>
@@ -1023,7 +1036,6 @@
         </w:rPr>
         <w:t>meta_data</w:t>
       </w:r>
-      <w:proofErr w:type="spellEnd"/>
       <w:r>
         <w:rPr>
           <w:rFonts w:cs="B Nazanin" w:hint="cs"/>
@@ -1062,7 +1074,6 @@
         </w:rPr>
         <w:t>در مرحله بعدی تعداد گاو ها در هر دسته</w:t>
       </w:r>
-      <w:proofErr w:type="spellStart"/>
       <w:r>
         <w:rPr>
           <w:rFonts w:cs="B Nazanin"/>
@@ -1071,7 +1082,6 @@
         </w:rPr>
         <w:t>bcs</w:t>
       </w:r>
-      <w:proofErr w:type="spellEnd"/>
       <w:r>
         <w:rPr>
           <w:rFonts w:cs="B Nazanin" w:hint="cs"/>
@@ -1152,7 +1162,6 @@
                 <w:szCs w:val="28"/>
               </w:rPr>
             </w:pPr>
-            <w:proofErr w:type="spellStart"/>
             <w:r>
               <w:rPr>
                 <w:rFonts w:cs="B Nazanin"/>
@@ -1161,7 +1170,6 @@
               </w:rPr>
               <w:t>bcs</w:t>
             </w:r>
-            <w:proofErr w:type="spellEnd"/>
           </w:p>
         </w:tc>
       </w:tr>
@@ -1555,7 +1563,7 @@
                     <pic:cNvPicPr/>
                   </pic:nvPicPr>
                   <pic:blipFill>
-                    <a:blip r:embed="rId7"/>
+                    <a:blip r:embed="rId8"/>
                     <a:stretch>
                       <a:fillRect/>
                     </a:stretch>
@@ -1599,7 +1607,7 @@
                     <pic:cNvPicPr/>
                   </pic:nvPicPr>
                   <pic:blipFill>
-                    <a:blip r:embed="rId8"/>
+                    <a:blip r:embed="rId9"/>
                     <a:stretch>
                       <a:fillRect/>
                     </a:stretch>
@@ -1654,7 +1662,7 @@
                     <pic:cNvPicPr/>
                   </pic:nvPicPr>
                   <pic:blipFill>
-                    <a:blip r:embed="rId9"/>
+                    <a:blip r:embed="rId10"/>
                     <a:stretch>
                       <a:fillRect/>
                     </a:stretch>
@@ -1698,7 +1706,7 @@
                     <pic:cNvPicPr/>
                   </pic:nvPicPr>
                   <pic:blipFill>
-                    <a:blip r:embed="rId10"/>
+                    <a:blip r:embed="rId11"/>
                     <a:stretch>
                       <a:fillRect/>
                     </a:stretch>
@@ -1725,8 +1733,349 @@
         <w:jc w:val="right"/>
       </w:pPr>
       <w:r>
+        <w:t>Clean data</w:t>
+      </w:r>
+    </w:p>
+    <w:p>
+      <w:pPr>
+        <w:jc w:val="both"/>
+        <w:rPr>
+          <w:rFonts w:cs="B Nazanin"/>
+          <w:sz w:val="28"/>
+          <w:szCs w:val="28"/>
+          <w:rtl/>
+        </w:rPr>
+      </w:pPr>
+      <w:r>
+        <w:rPr>
+          <w:rFonts w:cs="B Nazanin" w:hint="cs"/>
+          <w:sz w:val="28"/>
+          <w:szCs w:val="28"/>
+          <w:rtl/>
+        </w:rPr>
+        <w:t>در</w:t>
+      </w:r>
+      <w:r>
+        <w:rPr>
+          <w:rtl/>
+        </w:rPr>
+        <w:t xml:space="preserve"> </w:t>
+      </w:r>
+      <w:r>
+        <w:rPr>
+          <w:rFonts w:cs="B Nazanin"/>
+          <w:sz w:val="28"/>
+          <w:szCs w:val="28"/>
+          <w:rtl/>
+        </w:rPr>
+        <w:t xml:space="preserve">این مرحله، کیفیت و اعتبار تصاویر موجود در دیتاست بررسی شد تا تصاویر خراب، غیرقابل خواندن یا فاقد اطلاعات تصویری کافی شناسایی شوند و در صورت وجود، از دیتاست حذف شوند. از آنجا که صرفاً داشتن پسوند </w:t>
+      </w:r>
+      <w:r>
+        <w:rPr>
+          <w:rFonts w:cs="B Nazanin"/>
+          <w:sz w:val="28"/>
+          <w:szCs w:val="28"/>
+        </w:rPr>
+        <w:t xml:space="preserve">.jpg </w:t>
+      </w:r>
+      <w:r>
+        <w:rPr>
+          <w:rFonts w:cs="B Nazanin"/>
+          <w:sz w:val="28"/>
+          <w:szCs w:val="28"/>
+          <w:rtl/>
+        </w:rPr>
+        <w:t>تضمین نمی‌کند که فایل تصویر سالم و قابل استفاده باشد، چندین بررسی مختلف روی تصاویر انجام شد</w:t>
+      </w:r>
+      <w:r>
+        <w:rPr>
+          <w:rFonts w:cs="B Nazanin"/>
+          <w:sz w:val="28"/>
+          <w:szCs w:val="28"/>
+        </w:rPr>
+        <w:t>.</w:t>
+      </w:r>
+      <w:r>
+        <w:rPr>
+          <w:rFonts w:cs="B Nazanin" w:hint="cs"/>
+          <w:sz w:val="28"/>
+          <w:szCs w:val="28"/>
+          <w:rtl/>
+        </w:rPr>
+        <w:t xml:space="preserve"> </w:t>
+      </w:r>
+      <w:r>
+        <w:rPr>
+          <w:rFonts w:cs="B Nazanin"/>
+          <w:sz w:val="28"/>
+          <w:szCs w:val="28"/>
+          <w:rtl/>
+        </w:rPr>
+        <w:t>ابتدا قابل خواندن بودن تصاویر بررسی شد. برای این کار، هر فایل با استفاده از روش خواندن تصویر بارگذاری شد و در صورتی که فایل وجود نداشت یا امکان</w:t>
+      </w:r>
+      <w:r>
+        <w:rPr>
+          <w:rFonts w:cs="B Nazanin"/>
+          <w:sz w:val="28"/>
+          <w:szCs w:val="28"/>
+        </w:rPr>
+        <w:t xml:space="preserve"> Decode </w:t>
+      </w:r>
+      <w:r>
+        <w:rPr>
+          <w:rFonts w:cs="B Nazanin"/>
+          <w:sz w:val="28"/>
+          <w:szCs w:val="28"/>
+          <w:rtl/>
+        </w:rPr>
+        <w:t>و خواندن آن وجود نداشت، به‌عنوان یک فایل غیرقابل استفاده شناسایی می‌شد</w:t>
+      </w:r>
+      <w:r>
+        <w:rPr>
+          <w:rFonts w:cs="B Nazanin"/>
+          <w:sz w:val="28"/>
+          <w:szCs w:val="28"/>
+        </w:rPr>
+        <w:t>.</w:t>
+      </w:r>
+      <w:r>
+        <w:rPr>
+          <w:rFonts w:cs="B Nazanin" w:hint="cs"/>
+          <w:sz w:val="28"/>
+          <w:szCs w:val="28"/>
+          <w:rtl/>
+        </w:rPr>
+        <w:t xml:space="preserve"> </w:t>
+      </w:r>
+      <w:r>
+        <w:rPr>
+          <w:rFonts w:cs="B Nazanin"/>
+          <w:sz w:val="28"/>
+          <w:szCs w:val="28"/>
+          <w:rtl/>
+        </w:rPr>
+        <w:t xml:space="preserve">در مرحله بعد، تصاویر از نظر تقریباً کاملاً سیاه یا سفید بودن بررسی </w:t>
+      </w:r>
+      <w:r>
+        <w:rPr>
+          <w:rFonts w:cs="B Nazanin"/>
+          <w:sz w:val="28"/>
+          <w:szCs w:val="28"/>
+          <w:rtl/>
+        </w:rPr>
+        <w:lastRenderedPageBreak/>
+        <w:t xml:space="preserve">شدند. برای این منظور، تصویر به </w:t>
+      </w:r>
+      <w:r>
+        <w:rPr>
+          <w:rFonts w:cs="B Nazanin" w:hint="cs"/>
+          <w:sz w:val="28"/>
+          <w:szCs w:val="28"/>
+          <w:rtl/>
+        </w:rPr>
+        <w:t>فضای خاکستری برده</w:t>
+      </w:r>
+      <w:r>
+        <w:rPr>
+          <w:rFonts w:cs="B Nazanin"/>
+          <w:sz w:val="28"/>
+          <w:szCs w:val="28"/>
+          <w:rtl/>
+        </w:rPr>
+        <w:t xml:space="preserve"> شد؛ در این حالت هر پیکسل دارای مقداری بین ۰ تا ۲۵۵ است. سپس نسبت پیکسل‌هایی که مقدار آن‌ها در محدوده بسیار تیره و نسبت پیکسل‌هایی که در محدوده بسیار روشن قرار داشتند محاسبه شد. اگر تقریباً تمام تصویر در یکی از این دو محدوده قرار می‌گرفت، تصویر به‌عنوان تصویری </w:t>
+      </w:r>
+      <w:r>
+        <w:rPr>
+          <w:rFonts w:cs="B Nazanin" w:hint="cs"/>
+          <w:sz w:val="28"/>
+          <w:szCs w:val="28"/>
+          <w:rtl/>
+        </w:rPr>
+        <w:t>بدون</w:t>
+      </w:r>
+      <w:r>
+        <w:rPr>
+          <w:rFonts w:cs="B Nazanin"/>
+          <w:sz w:val="28"/>
+          <w:szCs w:val="28"/>
+          <w:rtl/>
+        </w:rPr>
+        <w:t xml:space="preserve"> اطلاعات </w:t>
+      </w:r>
+      <w:r>
+        <w:rPr>
+          <w:rFonts w:cs="B Nazanin" w:hint="cs"/>
+          <w:sz w:val="28"/>
+          <w:szCs w:val="28"/>
+          <w:rtl/>
+        </w:rPr>
+        <w:t>تصویری</w:t>
+      </w:r>
+      <w:r>
+        <w:rPr>
+          <w:rFonts w:cs="B Nazanin"/>
+          <w:sz w:val="28"/>
+          <w:szCs w:val="28"/>
+          <w:rtl/>
+        </w:rPr>
+        <w:t xml:space="preserve"> شناسایی می‌شد</w:t>
+      </w:r>
+      <w:r>
+        <w:rPr>
+          <w:rFonts w:cs="B Nazanin"/>
+          <w:sz w:val="28"/>
+          <w:szCs w:val="28"/>
+        </w:rPr>
+        <w:t>.</w:t>
+      </w:r>
+      <w:r>
+        <w:rPr>
+          <w:rFonts w:cs="B Nazanin" w:hint="cs"/>
+          <w:sz w:val="28"/>
+          <w:szCs w:val="28"/>
+          <w:rtl/>
+        </w:rPr>
+        <w:t xml:space="preserve"> </w:t>
+      </w:r>
+      <w:r>
+        <w:rPr>
+          <w:rFonts w:cs="B Nazanin"/>
+          <w:sz w:val="28"/>
+          <w:szCs w:val="28"/>
+          <w:rtl/>
+        </w:rPr>
+        <w:t>سپس میزان تاری</w:t>
+      </w:r>
+      <w:r>
+        <w:rPr>
+          <w:rFonts w:cs="B Nazanin" w:hint="cs"/>
+          <w:b/>
+          <w:bCs/>
+          <w:sz w:val="28"/>
+          <w:szCs w:val="28"/>
+          <w:rtl/>
+        </w:rPr>
+        <w:t xml:space="preserve"> </w:t>
+      </w:r>
+      <w:r>
+        <w:rPr>
+          <w:rFonts w:cs="B Nazanin"/>
+          <w:sz w:val="28"/>
+          <w:szCs w:val="28"/>
+          <w:rtl/>
+        </w:rPr>
+        <w:t>تصاویر بررسی شد. برای اندازه‌گیری میزان وضوح تصویر از واریانس لاپلاسیَن</w:t>
+      </w:r>
+      <w:r>
+        <w:rPr>
+          <w:rFonts w:cs="B Nazanin"/>
+          <w:sz w:val="28"/>
+          <w:szCs w:val="28"/>
+        </w:rPr>
+        <w:t xml:space="preserve"> </w:t>
+      </w:r>
+      <w:r>
+        <w:rPr>
+          <w:rFonts w:cs="B Nazanin"/>
+          <w:sz w:val="28"/>
+          <w:szCs w:val="28"/>
+          <w:rtl/>
+        </w:rPr>
+        <w:t>استفاده شد. این معیار بر اساس میزان وجود لبه‌ها و تغییرات شدت روشنایی در تصویر عمل می‌کند؛ به‌طور کلی، تصاویر واضح‌تر دارای مقدار بیشتری هستند، در حالی که تصاویر بسیار تار مقدار کمتری دارند. در این مرحله یک آستانه برای این معیار در نظر گرفته شد و تصاویری که مقدار آن‌ها کمتر از آستانه تعیین‌شده بود، به‌عنوان تصاویر بیش از حد تار و نامناسب برای استفاده در مدل در نظر گرفته شدند</w:t>
+      </w:r>
+      <w:r>
+        <w:rPr>
+          <w:rFonts w:cs="B Nazanin"/>
+          <w:sz w:val="28"/>
+          <w:szCs w:val="28"/>
+        </w:rPr>
+        <w:t>.</w:t>
+      </w:r>
+    </w:p>
+    <w:p>
+      <w:pPr>
+        <w:jc w:val="both"/>
+        <w:rPr>
+          <w:rFonts w:cs="B Nazanin"/>
+          <w:sz w:val="28"/>
+          <w:szCs w:val="28"/>
+        </w:rPr>
+      </w:pPr>
+      <w:r>
+        <w:rPr>
+          <w:rFonts w:cs="B Nazanin"/>
+          <w:sz w:val="28"/>
+          <w:szCs w:val="28"/>
+          <w:rtl/>
+        </w:rPr>
+        <w:t>در نهایت، تمامی این بررسی‌ها برای تمام تصاویر موجود در دیتاست انجام شد و یک گزارش از وضعیت کیفیت تصاویر ایجاد گردید. پس از بررسی نتایج و انجام کنترل نهایی، هیچ تصویری به دلیل خراب بودن، غیرقابل خواندن بودن، تقریباً کاملاً سیاه یا سفید بودن، تاری بیش از حد یا ابعاد نامناسب از دیتاست حذف نش</w:t>
+      </w:r>
+      <w:r>
+        <w:rPr>
+          <w:rFonts w:cs="B Nazanin" w:hint="cs"/>
+          <w:sz w:val="28"/>
+          <w:szCs w:val="28"/>
+          <w:rtl/>
+        </w:rPr>
+        <w:t>د ب</w:t>
+      </w:r>
+      <w:r>
+        <w:rPr>
+          <w:rFonts w:cs="B Nazanin"/>
+          <w:sz w:val="28"/>
+          <w:szCs w:val="28"/>
+          <w:rtl/>
+        </w:rPr>
+        <w:t>نابراین تمامی تصاویر موجود در دیتاست از نظر این معیارهای کیفی، قابل استفاده برای مراحل بعدی پروژه تشخیص</w:t>
+      </w:r>
+      <w:r>
+        <w:rPr>
+          <w:rFonts w:cs="B Nazanin"/>
+          <w:sz w:val="28"/>
+          <w:szCs w:val="28"/>
+        </w:rPr>
+        <w:t xml:space="preserve"> BCS </w:t>
+      </w:r>
+      <w:r>
+        <w:rPr>
+          <w:rFonts w:cs="B Nazanin"/>
+          <w:sz w:val="28"/>
+          <w:szCs w:val="28"/>
+          <w:rtl/>
+        </w:rPr>
+        <w:t>تشخیص داده شدند</w:t>
+      </w:r>
+      <w:r>
+        <w:rPr>
+          <w:rFonts w:cs="B Nazanin" w:hint="cs"/>
+          <w:sz w:val="28"/>
+          <w:szCs w:val="28"/>
+          <w:rtl/>
+        </w:rPr>
+        <w:t>.</w:t>
+      </w:r>
+    </w:p>
+    <w:p>
+      <w:pPr>
+        <w:jc w:val="both"/>
+        <w:rPr>
+          <w:rFonts w:cs="B Nazanin" w:hint="cs"/>
+          <w:sz w:val="28"/>
+          <w:szCs w:val="28"/>
+          <w:rtl/>
+        </w:rPr>
+      </w:pPr>
+    </w:p>
+    <w:p>
+      <w:pPr>
+        <w:pStyle w:val="Heading1"/>
+        <w:jc w:val="right"/>
+      </w:pPr>
+      <w:bookmarkStart w:id="1" w:name="_Toc238465457"/>
+      <w:r>
         <w:t>Split</w:t>
       </w:r>
+      <w:bookmarkEnd w:id="1"/>
     </w:p>
     <w:p>
       <w:pPr>
@@ -1834,7 +2183,6 @@
         </w:rPr>
         <w:t xml:space="preserve"> بودن </w:t>
       </w:r>
-      <w:proofErr w:type="spellStart"/>
       <w:r>
         <w:rPr>
           <w:rFonts w:cs="B Nazanin"/>
@@ -1843,99 +2191,78 @@
         </w:rPr>
         <w:t>bcs</w:t>
       </w:r>
-      <w:proofErr w:type="spellEnd"/>
-      <w:r>
-        <w:rPr>
-          <w:rFonts w:cs="B Nazanin" w:hint="cs"/>
-          <w:sz w:val="28"/>
-          <w:szCs w:val="28"/>
-          <w:rtl/>
-        </w:rPr>
-        <w:t xml:space="preserve"> امکان داشت به مشکل بربخوریم برای همین در این مرحله به صورت رندوم 1000 حالت مختلف </w:t>
-      </w:r>
-      <w:r>
-        <w:rPr>
-          <w:rFonts w:cs="B Nazanin" w:hint="cs"/>
+      <w:r>
+        <w:rPr>
+          <w:rFonts w:cs="B Nazanin" w:hint="cs"/>
+          <w:sz w:val="28"/>
+          <w:szCs w:val="28"/>
+          <w:rtl/>
+        </w:rPr>
+        <w:t xml:space="preserve"> امکان داشت به مشکل بربخوریم برای همین در این مرحله به صورت رندوم 1000 حالت مختلف برای تقسیم بندی گاو ها به سه دسته </w:t>
+      </w:r>
+      <w:r>
+        <w:rPr>
+          <w:rFonts w:cs="B Nazanin"/>
+          <w:sz w:val="28"/>
+          <w:szCs w:val="28"/>
+        </w:rPr>
+        <w:t>train, test, val</w:t>
+      </w:r>
+      <w:r>
+        <w:rPr>
+          <w:rFonts w:cs="B Nazanin" w:hint="cs"/>
+          <w:sz w:val="28"/>
+          <w:szCs w:val="28"/>
+          <w:rtl/>
+        </w:rPr>
+        <w:t xml:space="preserve"> انجام میشود و به هر دسته بندی امتیازی داده میشه که بر اساس مقدار فاصله از </w:t>
+      </w:r>
+      <w:r>
+        <w:rPr>
+          <w:rFonts w:cs="B Nazanin" w:hint="cs"/>
+          <w:sz w:val="28"/>
+          <w:szCs w:val="28"/>
+          <w:rtl/>
+        </w:rPr>
+        <w:t xml:space="preserve">درصدهای تقسیم بندی مورد نظر و توزیع </w:t>
+      </w:r>
+      <w:r>
+        <w:rPr>
+          <w:rFonts w:cs="B Nazanin"/>
+          <w:sz w:val="28"/>
+          <w:szCs w:val="28"/>
+        </w:rPr>
+        <w:t>bcs</w:t>
+      </w:r>
+      <w:r>
+        <w:rPr>
+          <w:rFonts w:cs="B Nazanin" w:hint="cs"/>
+          <w:sz w:val="28"/>
+          <w:szCs w:val="28"/>
+          <w:rtl/>
+        </w:rPr>
+        <w:t xml:space="preserve"> هر دسته از کل دیتاست میباشد. هر چه این امتیاز کمتر باشد بهتر است در نهایت بعد از 1000 بار تقسیم بندی رندوم گاوها بهترین اسپلیت انتخاب میشود با اطلاعات زیر:</w:t>
+      </w:r>
+    </w:p>
+    <w:p>
+      <w:pPr>
+        <w:jc w:val="both"/>
+        <w:rPr>
+          <w:rFonts w:cs="B Nazanin"/>
+          <w:sz w:val="28"/>
+          <w:szCs w:val="28"/>
+          <w:rtl/>
+        </w:rPr>
+      </w:pPr>
+      <w:r>
+        <w:rPr>
+          <w:rFonts w:cs="B Nazanin"/>
+          <w:noProof/>
           <w:sz w:val="28"/>
           <w:szCs w:val="28"/>
           <w:rtl/>
         </w:rPr>
         <w:lastRenderedPageBreak/>
-        <w:t xml:space="preserve">برای تقسیم بندی گاو ها به سه دسته </w:t>
-      </w:r>
-      <w:r>
-        <w:rPr>
-          <w:rFonts w:cs="B Nazanin"/>
-          <w:sz w:val="28"/>
-          <w:szCs w:val="28"/>
-        </w:rPr>
-        <w:t xml:space="preserve">train, test, </w:t>
-      </w:r>
-      <w:proofErr w:type="spellStart"/>
-      <w:r>
-        <w:rPr>
-          <w:rFonts w:cs="B Nazanin"/>
-          <w:sz w:val="28"/>
-          <w:szCs w:val="28"/>
-        </w:rPr>
-        <w:t>val</w:t>
-      </w:r>
-      <w:proofErr w:type="spellEnd"/>
-      <w:r>
-        <w:rPr>
-          <w:rFonts w:cs="B Nazanin" w:hint="cs"/>
-          <w:sz w:val="28"/>
-          <w:szCs w:val="28"/>
-          <w:rtl/>
-        </w:rPr>
-        <w:t xml:space="preserve"> انجام میشود و به هر دسته بندی امتیازی داده میشه که بر اساس مقدار فاصله از </w:t>
-      </w:r>
-      <w:r>
-        <w:rPr>
-          <w:rFonts w:cs="B Nazanin" w:hint="cs"/>
-          <w:sz w:val="28"/>
-          <w:szCs w:val="28"/>
-          <w:rtl/>
-        </w:rPr>
-        <w:t xml:space="preserve">درصدهای تقسیم بندی مورد نظر و توزیع </w:t>
-      </w:r>
-      <w:proofErr w:type="spellStart"/>
-      <w:r>
-        <w:rPr>
-          <w:rFonts w:cs="B Nazanin"/>
-          <w:sz w:val="28"/>
-          <w:szCs w:val="28"/>
-        </w:rPr>
-        <w:t>bcs</w:t>
-      </w:r>
-      <w:proofErr w:type="spellEnd"/>
-      <w:r>
-        <w:rPr>
-          <w:rFonts w:cs="B Nazanin" w:hint="cs"/>
-          <w:sz w:val="28"/>
-          <w:szCs w:val="28"/>
-          <w:rtl/>
-        </w:rPr>
-        <w:t xml:space="preserve"> هر دسته از کل دیتاست میباشد. هر چه این امتیاز کمتر باشد بهتر است در نهایت بعد از 1000 بار تقسیم بندی رندوم گاوها بهترین اسپلیت انتخاب میشود با اطلاعات زیر:</w:t>
-      </w:r>
-    </w:p>
-    <w:p>
-      <w:pPr>
-        <w:jc w:val="both"/>
-        <w:rPr>
-          <w:rFonts w:cs="B Nazanin"/>
-          <w:sz w:val="28"/>
-          <w:szCs w:val="28"/>
-          <w:rtl/>
-        </w:rPr>
-      </w:pPr>
-      <w:r>
-        <w:rPr>
-          <w:rFonts w:cs="B Nazanin"/>
-          <w:sz w:val="28"/>
-          <w:szCs w:val="28"/>
-          <w:rtl/>
-        </w:rPr>
         <w:drawing>
           <wp:inline distT="0" distB="0" distL="0" distR="0" wp14:anchorId="060D1AA1" wp14:editId="68AF4004">
             <wp:extent cx="5731510" cy="3435985"/>
@@ -1952,7 +2279,7 @@
                     <pic:cNvPicPr/>
                   </pic:nvPicPr>
                   <pic:blipFill>
-                    <a:blip r:embed="rId11"/>
+                    <a:blip r:embed="rId12"/>
                     <a:stretch>
                       <a:fillRect/>
                     </a:stretch>
@@ -2035,25 +2362,7 @@
           <w:sz w:val="28"/>
           <w:szCs w:val="28"/>
         </w:rPr>
-        <w:t xml:space="preserve">Train:       26330 images </w:t>
-      </w:r>
-      <w:proofErr w:type="gramStart"/>
-      <w:r>
-        <w:rPr>
-          <w:rFonts w:cs="B Nazanin"/>
-          <w:sz w:val="28"/>
-          <w:szCs w:val="28"/>
-        </w:rPr>
-        <w:t>|  60.03</w:t>
-      </w:r>
-      <w:proofErr w:type="gramEnd"/>
-      <w:r>
-        <w:rPr>
-          <w:rFonts w:cs="B Nazanin"/>
-          <w:sz w:val="28"/>
-          <w:szCs w:val="28"/>
-        </w:rPr>
-        <w:t>% | Target: 60.00%</w:t>
+        <w:t>Train:       26330 images |  60.03% | Target: 60.00%</w:t>
       </w:r>
     </w:p>
     <w:p>
@@ -2071,25 +2380,7 @@
           <w:sz w:val="28"/>
           <w:szCs w:val="28"/>
         </w:rPr>
-        <w:t xml:space="preserve">Validation:  10978 images </w:t>
-      </w:r>
-      <w:proofErr w:type="gramStart"/>
-      <w:r>
-        <w:rPr>
-          <w:rFonts w:cs="B Nazanin"/>
-          <w:sz w:val="28"/>
-          <w:szCs w:val="28"/>
-        </w:rPr>
-        <w:t>|  25.03</w:t>
-      </w:r>
-      <w:proofErr w:type="gramEnd"/>
-      <w:r>
-        <w:rPr>
-          <w:rFonts w:cs="B Nazanin"/>
-          <w:sz w:val="28"/>
-          <w:szCs w:val="28"/>
-        </w:rPr>
-        <w:t>% | Target: 25.00%</w:t>
+        <w:t>Validation:  10978 images |  25.03% | Target: 25.00%</w:t>
       </w:r>
     </w:p>
     <w:p>
@@ -2107,25 +2398,7 @@
           <w:sz w:val="28"/>
           <w:szCs w:val="28"/>
         </w:rPr>
-        <w:t xml:space="preserve">Test:         6555 images </w:t>
-      </w:r>
-      <w:proofErr w:type="gramStart"/>
-      <w:r>
-        <w:rPr>
-          <w:rFonts w:cs="B Nazanin"/>
-          <w:sz w:val="28"/>
-          <w:szCs w:val="28"/>
-        </w:rPr>
-        <w:t>|  14.94</w:t>
-      </w:r>
-      <w:proofErr w:type="gramEnd"/>
-      <w:r>
-        <w:rPr>
-          <w:rFonts w:cs="B Nazanin"/>
-          <w:sz w:val="28"/>
-          <w:szCs w:val="28"/>
-        </w:rPr>
-        <w:t>% | Target: 15.00%</w:t>
+        <w:t>Test:         6555 images |  14.94% | Target: 15.00%</w:t>
       </w:r>
     </w:p>
     <w:p>
@@ -2231,17 +2504,100 @@
           <w:sz w:val="28"/>
           <w:szCs w:val="28"/>
         </w:rPr>
+        <w:t>BCS percentage distribution</w:t>
+      </w:r>
+      <w:r>
+        <w:rPr>
+          <w:rFonts w:cs="B Nazanin"/>
+          <w:sz w:val="28"/>
+          <w:szCs w:val="28"/>
+          <w:rtl/>
+        </w:rPr>
+        <w:t>:</w:t>
+      </w:r>
+    </w:p>
+    <w:p>
+      <w:pPr>
+        <w:jc w:val="right"/>
+        <w:rPr>
+          <w:rFonts w:cs="B Nazanin"/>
+          <w:sz w:val="28"/>
+          <w:szCs w:val="28"/>
+        </w:rPr>
+      </w:pPr>
+      <w:r>
+        <w:rPr>
+          <w:rFonts w:cs="B Nazanin"/>
+          <w:sz w:val="28"/>
+          <w:szCs w:val="28"/>
+          <w:rtl/>
+        </w:rPr>
+        <w:t xml:space="preserve">      </w:t>
+      </w:r>
+      <w:r>
+        <w:rPr>
+          <w:rFonts w:cs="B Nazanin"/>
+          <w:sz w:val="28"/>
+          <w:szCs w:val="28"/>
+        </w:rPr>
+        <w:t>Total (%)  Train (%)  Validation (%)  Test</w:t>
+      </w:r>
+      <w:r>
+        <w:rPr>
+          <w:rFonts w:cs="B Nazanin"/>
+          <w:sz w:val="28"/>
+          <w:szCs w:val="28"/>
+          <w:rtl/>
+        </w:rPr>
+        <w:t xml:space="preserve"> (%)</w:t>
+      </w:r>
+    </w:p>
+    <w:p>
+      <w:pPr>
+        <w:jc w:val="right"/>
+        <w:rPr>
+          <w:rFonts w:cs="B Nazanin"/>
+          <w:sz w:val="28"/>
+          <w:szCs w:val="28"/>
+        </w:rPr>
+      </w:pPr>
+      <w:r>
+        <w:rPr>
+          <w:rFonts w:cs="B Nazanin"/>
+          <w:sz w:val="28"/>
+          <w:szCs w:val="28"/>
+        </w:rPr>
+        <w:t>bcs</w:t>
+      </w:r>
+      <w:r>
+        <w:rPr>
+          <w:rFonts w:cs="B Nazanin"/>
+          <w:sz w:val="28"/>
+          <w:szCs w:val="28"/>
+          <w:rtl/>
+        </w:rPr>
+        <w:t xml:space="preserve">                                                 </w:t>
+      </w:r>
+    </w:p>
+    <w:p>
+      <w:pPr>
+        <w:jc w:val="right"/>
+        <w:rPr>
+          <w:rFonts w:cs="B Nazanin"/>
+          <w:sz w:val="28"/>
+          <w:szCs w:val="28"/>
+          <w:rtl/>
+        </w:rPr>
+      </w:pPr>
+      <w:r>
+        <w:rPr>
+          <w:rFonts w:cs="B Nazanin"/>
+          <w:sz w:val="28"/>
+          <w:szCs w:val="28"/>
+          <w:rtl/>
+        </w:rPr>
         <w:lastRenderedPageBreak/>
-        <w:t>BCS percentage distribution</w:t>
-      </w:r>
-      <w:r>
-        <w:rPr>
-          <w:rFonts w:cs="B Nazanin"/>
-          <w:sz w:val="28"/>
-          <w:szCs w:val="28"/>
-          <w:rtl/>
-        </w:rPr>
-        <w:t>:</w:t>
+        <w:t>3.25      14.81      14.99           14.45     14.72</w:t>
       </w:r>
     </w:p>
     <w:p>
@@ -2251,79 +2607,17 @@
           <w:rFonts w:cs="B Nazanin"/>
           <w:sz w:val="28"/>
           <w:szCs w:val="28"/>
-        </w:rPr>
-      </w:pPr>
-      <w:r>
-        <w:rPr>
-          <w:rFonts w:cs="B Nazanin"/>
-          <w:sz w:val="28"/>
-          <w:szCs w:val="28"/>
-          <w:rtl/>
-        </w:rPr>
-        <w:t xml:space="preserve">      </w:t>
-      </w:r>
-      <w:r>
-        <w:rPr>
-          <w:rFonts w:cs="B Nazanin"/>
-          <w:sz w:val="28"/>
-          <w:szCs w:val="28"/>
-        </w:rPr>
-        <w:t>Total (</w:t>
-      </w:r>
-      <w:proofErr w:type="gramStart"/>
-      <w:r>
-        <w:rPr>
-          <w:rFonts w:cs="B Nazanin"/>
-          <w:sz w:val="28"/>
-          <w:szCs w:val="28"/>
-        </w:rPr>
-        <w:t>%)  Train</w:t>
-      </w:r>
-      <w:proofErr w:type="gramEnd"/>
-      <w:r>
-        <w:rPr>
-          <w:rFonts w:cs="B Nazanin"/>
-          <w:sz w:val="28"/>
-          <w:szCs w:val="28"/>
-        </w:rPr>
-        <w:t xml:space="preserve"> (</w:t>
-      </w:r>
-      <w:proofErr w:type="gramStart"/>
-      <w:r>
-        <w:rPr>
-          <w:rFonts w:cs="B Nazanin"/>
-          <w:sz w:val="28"/>
-          <w:szCs w:val="28"/>
-        </w:rPr>
-        <w:t>%)  Validation</w:t>
-      </w:r>
-      <w:proofErr w:type="gramEnd"/>
-      <w:r>
-        <w:rPr>
-          <w:rFonts w:cs="B Nazanin"/>
-          <w:sz w:val="28"/>
-          <w:szCs w:val="28"/>
-        </w:rPr>
-        <w:t xml:space="preserve"> (</w:t>
-      </w:r>
-      <w:proofErr w:type="gramStart"/>
-      <w:r>
-        <w:rPr>
-          <w:rFonts w:cs="B Nazanin"/>
-          <w:sz w:val="28"/>
-          <w:szCs w:val="28"/>
-        </w:rPr>
-        <w:t>%)  Test</w:t>
-      </w:r>
-      <w:proofErr w:type="gramEnd"/>
-      <w:r>
-        <w:rPr>
-          <w:rFonts w:cs="B Nazanin"/>
-          <w:sz w:val="28"/>
-          <w:szCs w:val="28"/>
-          <w:rtl/>
-        </w:rPr>
-        <w:t xml:space="preserve"> (%)</w:t>
+          <w:rtl/>
+        </w:rPr>
+      </w:pPr>
+      <w:r>
+        <w:rPr>
+          <w:rFonts w:cs="B Nazanin"/>
+          <w:sz w:val="28"/>
+          <w:szCs w:val="28"/>
+          <w:rtl/>
+        </w:rPr>
+        <w:t>3.50      23.74      23.69           23.75     23.92</w:t>
       </w:r>
     </w:p>
     <w:p>
@@ -2333,26 +2627,17 @@
           <w:rFonts w:cs="B Nazanin"/>
           <w:sz w:val="28"/>
           <w:szCs w:val="28"/>
-        </w:rPr>
-      </w:pPr>
-      <w:proofErr w:type="spellStart"/>
-      <w:r>
-        <w:rPr>
-          <w:rFonts w:cs="B Nazanin"/>
-          <w:sz w:val="28"/>
-          <w:szCs w:val="28"/>
-        </w:rPr>
-        <w:t>bcs</w:t>
-      </w:r>
-      <w:proofErr w:type="spellEnd"/>
-      <w:r>
-        <w:rPr>
-          <w:rFonts w:cs="B Nazanin"/>
-          <w:sz w:val="28"/>
-          <w:szCs w:val="28"/>
-          <w:rtl/>
-        </w:rPr>
-        <w:t xml:space="preserve">                                                 </w:t>
+          <w:rtl/>
+        </w:rPr>
+      </w:pPr>
+      <w:r>
+        <w:rPr>
+          <w:rFonts w:cs="B Nazanin"/>
+          <w:sz w:val="28"/>
+          <w:szCs w:val="28"/>
+          <w:rtl/>
+        </w:rPr>
+        <w:t>3.75      27.31      27.30           27.23     27.46</w:t>
       </w:r>
     </w:p>
     <w:p>
@@ -2372,7 +2657,7 @@
           <w:szCs w:val="28"/>
           <w:rtl/>
         </w:rPr>
-        <w:t>3.25      14.81      14.99           14.45     14.72</w:t>
+        <w:t>4.00      23.69      23.58           24.14     23.42</w:t>
       </w:r>
     </w:p>
     <w:p>
@@ -2392,7 +2677,43 @@
           <w:szCs w:val="28"/>
           <w:rtl/>
         </w:rPr>
-        <w:t>3.50      23.74      23.69           23.75     23.92</w:t>
+        <w:t>4.25      10.45      10.45           10.44     10.48</w:t>
+      </w:r>
+    </w:p>
+    <w:p>
+      <w:pPr>
+        <w:rPr>
+          <w:rFonts w:cs="B Nazanin"/>
+          <w:sz w:val="28"/>
+          <w:szCs w:val="28"/>
+          <w:rtl/>
+        </w:rPr>
+      </w:pPr>
+      <w:r>
+        <w:rPr>
+          <w:rFonts w:cs="B Nazanin" w:hint="cs"/>
+          <w:sz w:val="28"/>
+          <w:szCs w:val="28"/>
+          <w:rtl/>
+        </w:rPr>
+        <w:t xml:space="preserve">از لحاظ توزیع داده نیز درصد توزیع های مختلف بسیار به درصد </w:t>
+      </w:r>
+      <w:r>
+        <w:rPr>
+          <w:rFonts w:cs="B Nazanin"/>
+          <w:sz w:val="28"/>
+          <w:szCs w:val="28"/>
+        </w:rPr>
+        <w:t>df</w:t>
+      </w:r>
+      <w:r>
+        <w:rPr>
+          <w:rFonts w:cs="B Nazanin" w:hint="cs"/>
+          <w:sz w:val="28"/>
+          <w:szCs w:val="28"/>
+          <w:rtl/>
+        </w:rPr>
+        <w:t xml:space="preserve"> اصلی نزدیک است.</w:t>
       </w:r>
     </w:p>
     <w:p>
@@ -2412,7 +2733,7 @@
           <w:szCs w:val="28"/>
           <w:rtl/>
         </w:rPr>
-        <w:t>3.75      27.31      27.30           27.23     27.46</w:t>
+        <w:t>======================================================================</w:t>
       </w:r>
     </w:p>
     <w:p>
@@ -2422,17 +2743,15 @@
           <w:rFonts w:cs="B Nazanin"/>
           <w:sz w:val="28"/>
           <w:szCs w:val="28"/>
-          <w:rtl/>
-        </w:rPr>
-      </w:pPr>
-      <w:r>
-        <w:rPr>
-          <w:rFonts w:cs="B Nazanin"/>
-          <w:sz w:val="28"/>
-          <w:szCs w:val="28"/>
-          <w:rtl/>
-        </w:rPr>
-        <w:t>4.00      23.69      23.58           24.14     23.42</w:t>
+        </w:rPr>
+      </w:pPr>
+      <w:r>
+        <w:rPr>
+          <w:rFonts w:cs="B Nazanin"/>
+          <w:sz w:val="28"/>
+          <w:szCs w:val="28"/>
+        </w:rPr>
+        <w:t>COW DISTRIBUTION</w:t>
       </w:r>
     </w:p>
     <w:p>
@@ -2452,45 +2771,7 @@
           <w:szCs w:val="28"/>
           <w:rtl/>
         </w:rPr>
-        <w:t>4.25      10.45      10.45           10.44     10.48</w:t>
-      </w:r>
-    </w:p>
-    <w:p>
-      <w:pPr>
-        <w:rPr>
-          <w:rFonts w:cs="B Nazanin" w:hint="cs"/>
-          <w:sz w:val="28"/>
-          <w:szCs w:val="28"/>
-          <w:rtl/>
-        </w:rPr>
-      </w:pPr>
-      <w:r>
-        <w:rPr>
-          <w:rFonts w:cs="B Nazanin" w:hint="cs"/>
-          <w:sz w:val="28"/>
-          <w:szCs w:val="28"/>
-          <w:rtl/>
-        </w:rPr>
-        <w:t xml:space="preserve">از لحاظ توزیع داده نیز درصد توزیع های مختلف بسیار به درصد </w:t>
-      </w:r>
-      <w:proofErr w:type="spellStart"/>
-      <w:r>
-        <w:rPr>
-          <w:rFonts w:cs="B Nazanin"/>
-          <w:sz w:val="28"/>
-          <w:szCs w:val="28"/>
-        </w:rPr>
-        <w:t>df</w:t>
-      </w:r>
-      <w:proofErr w:type="spellEnd"/>
-      <w:r>
-        <w:rPr>
-          <w:rFonts w:cs="B Nazanin" w:hint="cs"/>
-          <w:sz w:val="28"/>
-          <w:szCs w:val="28"/>
-          <w:rtl/>
-        </w:rPr>
-        <w:t xml:space="preserve"> اصلی نزدیک است.</w:t>
+        <w:t>======================================================================</w:t>
       </w:r>
     </w:p>
     <w:p>
@@ -2500,6 +2781,89 @@
           <w:rFonts w:cs="B Nazanin"/>
           <w:sz w:val="28"/>
           <w:szCs w:val="28"/>
+        </w:rPr>
+      </w:pPr>
+      <w:r>
+        <w:rPr>
+          <w:rFonts w:cs="B Nazanin"/>
+          <w:sz w:val="28"/>
+          <w:szCs w:val="28"/>
+        </w:rPr>
+        <w:t>Total cows:      5325</w:t>
+      </w:r>
+    </w:p>
+    <w:p>
+      <w:pPr>
+        <w:jc w:val="right"/>
+        <w:rPr>
+          <w:rFonts w:cs="B Nazanin"/>
+          <w:sz w:val="28"/>
+          <w:szCs w:val="28"/>
+        </w:rPr>
+      </w:pPr>
+      <w:r>
+        <w:rPr>
+          <w:rFonts w:cs="B Nazanin"/>
+          <w:sz w:val="28"/>
+          <w:szCs w:val="28"/>
+        </w:rPr>
+        <w:t>Train cows:      3195</w:t>
+      </w:r>
+    </w:p>
+    <w:p>
+      <w:pPr>
+        <w:jc w:val="right"/>
+        <w:rPr>
+          <w:rFonts w:cs="B Nazanin"/>
+          <w:sz w:val="28"/>
+          <w:szCs w:val="28"/>
+        </w:rPr>
+      </w:pPr>
+      <w:r>
+        <w:rPr>
+          <w:rFonts w:cs="B Nazanin"/>
+          <w:sz w:val="28"/>
+          <w:szCs w:val="28"/>
+        </w:rPr>
+        <w:t>Validation cows: 1331</w:t>
+      </w:r>
+    </w:p>
+    <w:p>
+      <w:pPr>
+        <w:jc w:val="right"/>
+        <w:rPr>
+          <w:rFonts w:cs="B Nazanin"/>
+          <w:sz w:val="28"/>
+          <w:szCs w:val="28"/>
+        </w:rPr>
+      </w:pPr>
+      <w:r>
+        <w:rPr>
+          <w:rFonts w:cs="B Nazanin"/>
+          <w:sz w:val="28"/>
+          <w:szCs w:val="28"/>
+        </w:rPr>
+        <w:t>Test cows:       799</w:t>
+      </w:r>
+    </w:p>
+    <w:p>
+      <w:pPr>
+        <w:jc w:val="right"/>
+        <w:rPr>
+          <w:rFonts w:cs="B Nazanin"/>
+          <w:sz w:val="28"/>
+          <w:szCs w:val="28"/>
+          <w:rtl/>
+        </w:rPr>
+      </w:pPr>
+    </w:p>
+    <w:p>
+      <w:pPr>
+        <w:jc w:val="right"/>
+        <w:rPr>
+          <w:rFonts w:cs="B Nazanin"/>
+          <w:sz w:val="28"/>
+          <w:szCs w:val="28"/>
           <w:rtl/>
         </w:rPr>
       </w:pPr>
@@ -2528,7 +2892,7 @@
           <w:sz w:val="28"/>
           <w:szCs w:val="28"/>
         </w:rPr>
-        <w:t>COW DISTRIBUTION</w:t>
+        <w:t>COW OVERLAP CHECK</w:t>
       </w:r>
     </w:p>
     <w:p>
@@ -2566,7 +2930,7 @@
           <w:sz w:val="28"/>
           <w:szCs w:val="28"/>
         </w:rPr>
-        <w:t>Total cows:      5325</w:t>
+        <w:t>Train ∩ Validation: 0</w:t>
       </w:r>
     </w:p>
     <w:p>
@@ -2584,7 +2948,7 @@
           <w:sz w:val="28"/>
           <w:szCs w:val="28"/>
         </w:rPr>
-        <w:t>Train cows:      3195</w:t>
+        <w:t>Train ∩ Test:       0</w:t>
       </w:r>
     </w:p>
     <w:p>
@@ -2602,147 +2966,6 @@
           <w:sz w:val="28"/>
           <w:szCs w:val="28"/>
         </w:rPr>
-        <w:t>Validation cows: 1331</w:t>
-      </w:r>
-    </w:p>
-    <w:p>
-      <w:pPr>
-        <w:jc w:val="right"/>
-        <w:rPr>
-          <w:rFonts w:cs="B Nazanin"/>
-          <w:sz w:val="28"/>
-          <w:szCs w:val="28"/>
-        </w:rPr>
-      </w:pPr>
-      <w:r>
-        <w:rPr>
-          <w:rFonts w:cs="B Nazanin"/>
-          <w:sz w:val="28"/>
-          <w:szCs w:val="28"/>
-        </w:rPr>
-        <w:t>Test cows:       799</w:t>
-      </w:r>
-    </w:p>
-    <w:p>
-      <w:pPr>
-        <w:jc w:val="right"/>
-        <w:rPr>
-          <w:rFonts w:cs="B Nazanin"/>
-          <w:sz w:val="28"/>
-          <w:szCs w:val="28"/>
-          <w:rtl/>
-        </w:rPr>
-      </w:pPr>
-    </w:p>
-    <w:p>
-      <w:pPr>
-        <w:jc w:val="right"/>
-        <w:rPr>
-          <w:rFonts w:cs="B Nazanin"/>
-          <w:sz w:val="28"/>
-          <w:szCs w:val="28"/>
-          <w:rtl/>
-        </w:rPr>
-      </w:pPr>
-      <w:r>
-        <w:rPr>
-          <w:rFonts w:cs="B Nazanin"/>
-          <w:sz w:val="28"/>
-          <w:szCs w:val="28"/>
-          <w:rtl/>
-        </w:rPr>
-        <w:t>======================================================================</w:t>
-      </w:r>
-    </w:p>
-    <w:p>
-      <w:pPr>
-        <w:jc w:val="right"/>
-        <w:rPr>
-          <w:rFonts w:cs="B Nazanin"/>
-          <w:sz w:val="28"/>
-          <w:szCs w:val="28"/>
-        </w:rPr>
-      </w:pPr>
-      <w:r>
-        <w:rPr>
-          <w:rFonts w:cs="B Nazanin"/>
-          <w:sz w:val="28"/>
-          <w:szCs w:val="28"/>
-        </w:rPr>
-        <w:t>COW OVERLAP CHECK</w:t>
-      </w:r>
-    </w:p>
-    <w:p>
-      <w:pPr>
-        <w:jc w:val="right"/>
-        <w:rPr>
-          <w:rFonts w:cs="B Nazanin"/>
-          <w:sz w:val="28"/>
-          <w:szCs w:val="28"/>
-          <w:rtl/>
-        </w:rPr>
-      </w:pPr>
-      <w:r>
-        <w:rPr>
-          <w:rFonts w:cs="B Nazanin"/>
-          <w:sz w:val="28"/>
-          <w:szCs w:val="28"/>
-          <w:rtl/>
-        </w:rPr>
-        <w:t>======================================================================</w:t>
-      </w:r>
-    </w:p>
-    <w:p>
-      <w:pPr>
-        <w:jc w:val="right"/>
-        <w:rPr>
-          <w:rFonts w:cs="B Nazanin"/>
-          <w:sz w:val="28"/>
-          <w:szCs w:val="28"/>
-        </w:rPr>
-      </w:pPr>
-      <w:r>
-        <w:rPr>
-          <w:rFonts w:cs="B Nazanin"/>
-          <w:sz w:val="28"/>
-          <w:szCs w:val="28"/>
-        </w:rPr>
-        <w:t>Train ∩ Validation: 0</w:t>
-      </w:r>
-    </w:p>
-    <w:p>
-      <w:pPr>
-        <w:jc w:val="right"/>
-        <w:rPr>
-          <w:rFonts w:cs="B Nazanin"/>
-          <w:sz w:val="28"/>
-          <w:szCs w:val="28"/>
-        </w:rPr>
-      </w:pPr>
-      <w:r>
-        <w:rPr>
-          <w:rFonts w:cs="B Nazanin"/>
-          <w:sz w:val="28"/>
-          <w:szCs w:val="28"/>
-        </w:rPr>
-        <w:t>Train ∩ Test:       0</w:t>
-      </w:r>
-    </w:p>
-    <w:p>
-      <w:pPr>
-        <w:jc w:val="right"/>
-        <w:rPr>
-          <w:rFonts w:cs="B Nazanin"/>
-          <w:sz w:val="28"/>
-          <w:szCs w:val="28"/>
-        </w:rPr>
-      </w:pPr>
-      <w:r>
-        <w:rPr>
-          <w:rFonts w:cs="B Nazanin"/>
-          <w:sz w:val="28"/>
-          <w:szCs w:val="28"/>
-        </w:rPr>
         <w:t>Validation ∩ Test:  0</w:t>
       </w:r>
     </w:p>
@@ -2785,7 +3008,185 @@
     <w:p>
       <w:pPr>
         <w:rPr>
-          <w:rFonts w:cs="B Nazanin" w:hint="cs"/>
+          <w:rFonts w:cs="B Nazanin"/>
+          <w:sz w:val="28"/>
+          <w:szCs w:val="28"/>
+          <w:rtl/>
+        </w:rPr>
+      </w:pPr>
+    </w:p>
+    <w:p>
+      <w:pPr>
+        <w:rPr>
+          <w:rFonts w:cs="B Nazanin"/>
+          <w:sz w:val="28"/>
+          <w:szCs w:val="28"/>
+          <w:rtl/>
+        </w:rPr>
+      </w:pPr>
+    </w:p>
+    <w:p>
+      <w:pPr>
+        <w:rPr>
+          <w:rFonts w:cs="B Nazanin"/>
+          <w:sz w:val="28"/>
+          <w:szCs w:val="28"/>
+          <w:rtl/>
+        </w:rPr>
+      </w:pPr>
+    </w:p>
+    <w:p>
+      <w:pPr>
+        <w:rPr>
+          <w:rFonts w:cs="B Nazanin"/>
+          <w:sz w:val="28"/>
+          <w:szCs w:val="28"/>
+          <w:rtl/>
+        </w:rPr>
+      </w:pPr>
+    </w:p>
+    <w:p>
+      <w:pPr>
+        <w:rPr>
+          <w:rFonts w:cs="B Nazanin"/>
+          <w:sz w:val="28"/>
+          <w:szCs w:val="28"/>
+          <w:rtl/>
+        </w:rPr>
+      </w:pPr>
+    </w:p>
+    <w:p>
+      <w:pPr>
+        <w:rPr>
+          <w:rFonts w:cs="B Nazanin"/>
+          <w:sz w:val="28"/>
+          <w:szCs w:val="28"/>
+          <w:rtl/>
+        </w:rPr>
+      </w:pPr>
+    </w:p>
+    <w:p>
+      <w:pPr>
+        <w:pStyle w:val="Heading1"/>
+        <w:rPr>
+          <w:rtl/>
+        </w:rPr>
+      </w:pPr>
+      <w:r>
+        <w:rPr>
+          <w:rFonts w:hint="cs"/>
+          <w:rtl/>
+        </w:rPr>
+        <w:t>ترتیب اجرای فایل‌ها:</w:t>
+      </w:r>
+    </w:p>
+    <w:p>
+      <w:pPr>
+        <w:pStyle w:val="ListParagraph"/>
+        <w:numPr>
+          <w:ilvl w:val="0"/>
+          <w:numId w:val="1"/>
+        </w:numPr>
+        <w:rPr>
+          <w:rFonts w:cs="B Nazanin"/>
+          <w:sz w:val="28"/>
+          <w:szCs w:val="28"/>
+        </w:rPr>
+      </w:pPr>
+      <w:r>
+        <w:rPr>
+          <w:rFonts w:cs="B Nazanin"/>
+          <w:sz w:val="28"/>
+          <w:szCs w:val="28"/>
+        </w:rPr>
+        <w:t>Dataset analysis</w:t>
+      </w:r>
+    </w:p>
+    <w:p>
+      <w:pPr>
+        <w:pStyle w:val="ListParagraph"/>
+        <w:numPr>
+          <w:ilvl w:val="0"/>
+          <w:numId w:val="1"/>
+        </w:numPr>
+        <w:rPr>
+          <w:rFonts w:cs="B Nazanin"/>
+          <w:sz w:val="28"/>
+          <w:szCs w:val="28"/>
+        </w:rPr>
+      </w:pPr>
+      <w:r>
+        <w:rPr>
+          <w:rFonts w:cs="B Nazanin"/>
+          <w:sz w:val="28"/>
+          <w:szCs w:val="28"/>
+        </w:rPr>
+        <w:t>Clean_data</w:t>
+      </w:r>
+    </w:p>
+    <w:p>
+      <w:pPr>
+        <w:pStyle w:val="ListParagraph"/>
+        <w:numPr>
+          <w:ilvl w:val="0"/>
+          <w:numId w:val="1"/>
+        </w:numPr>
+        <w:rPr>
+          <w:rFonts w:cs="B Nazanin"/>
+          <w:sz w:val="28"/>
+          <w:szCs w:val="28"/>
+        </w:rPr>
+      </w:pPr>
+      <w:r>
+        <w:rPr>
+          <w:rFonts w:cs="B Nazanin"/>
+          <w:sz w:val="28"/>
+          <w:szCs w:val="28"/>
+        </w:rPr>
+        <w:t>Split</w:t>
+      </w:r>
+    </w:p>
+    <w:p>
+      <w:pPr>
+        <w:pStyle w:val="ListParagraph"/>
+        <w:numPr>
+          <w:ilvl w:val="0"/>
+          <w:numId w:val="1"/>
+        </w:numPr>
+        <w:rPr>
+          <w:rFonts w:cs="B Nazanin"/>
+          <w:sz w:val="28"/>
+          <w:szCs w:val="28"/>
+        </w:rPr>
+      </w:pPr>
+      <w:r>
+        <w:rPr>
+          <w:rFonts w:cs="B Nazanin"/>
+          <w:sz w:val="28"/>
+          <w:szCs w:val="28"/>
+        </w:rPr>
+        <w:t>Preprocess</w:t>
+      </w:r>
+    </w:p>
+    <w:p>
+      <w:pPr>
+        <w:pStyle w:val="ListParagraph"/>
+        <w:numPr>
+          <w:ilvl w:val="0"/>
+          <w:numId w:val="1"/>
+        </w:numPr>
+        <w:rPr>
+          <w:rFonts w:cs="B Nazanin"/>
+          <w:sz w:val="28"/>
+          <w:szCs w:val="28"/>
+          <w:rtl/>
+        </w:rPr>
+      </w:pPr>
+    </w:p>
+    <w:p>
+      <w:pPr>
+        <w:rPr>
+          <w:rFonts w:cs="B Nazanin"/>
           <w:sz w:val="28"/>
           <w:szCs w:val="28"/>
           <w:rtl/>
@@ -2793,7 +3194,7 @@
       </w:pPr>
     </w:p>
     <w:sectPr>
-      <w:footerReference w:type="default" r:id="rId12"/>
+      <w:footerReference w:type="default" r:id="rId13"/>
       <w:pgSz w:w="11906" w:h="16838"/>
       <w:pgMar w:top="1440" w:right="1440" w:bottom="1440" w:left="1440" w:header="708" w:footer="708" w:gutter="0"/>
       <w:pgBorders w:offsetFrom="page">
@@ -2812,7 +3213,7 @@
 </file>
 
 <file path=word/endnotes.xml><?xml version="1.0" encoding="utf-8"?>
-<w:endnotes xmlns:wpc="http://schemas.microsoft.com/office/word/2010/wordprocessingCanvas" xmlns:cx="http://schemas.microsoft.com/office/drawing/2014/chartex" xmlns:cx1="http://schemas.microsoft.com/office/drawing/2015/9/8/chartex" xmlns:cx2="http://schemas.microsoft.com/office/drawing/2015/10/21/chartex" xmlns:cx3="http://schemas.microsoft.com/office/drawing/2016/5/9/chartex" xmlns:cx4="http://schemas.microsoft.com/office/drawing/2016/5/10/chartex" xmlns:cx5="http://schemas.microsoft.com/office/drawing/2016/5/11/chartex" xmlns:cx6="http://schemas.microsoft.com/office/drawing/2016/5/12/chartex" xmlns:cx7="http://schemas.microsoft.com/office/drawing/2016/5/13/chartex" xmlns:cx8="http://schemas.microsoft.com/office/drawing/2016/5/14/chartex" xmlns:mc="http://schemas.openxmlformats.org/markup-compatibility/2006" xmlns:aink="http://schemas.microsoft.com/office/drawing/2016/ink" xmlns:am3d="http://schemas.microsoft.com/office/drawing/2017/model3d" xmlns:o="urn:schemas-microsoft-com:office:office" xmlns:oel="http://schemas.microsoft.com/office/2019/extlst" xmlns:r="http://schemas.openxmlformats.org/officeDocument/2006/relationships" xmlns:m="http://schemas.openxmlformats.org/officeDocument/2006/math" xmlns:v="urn:schemas-microsoft-com:vml" xmlns:wp14="http://schemas.microsoft.com/office/word/2010/wordprocessingDrawing" xmlns:wp="http://schemas.openxmlformats.org/drawingml/2006/wordprocessingDrawing" xmlns:w10="urn:schemas-microsoft-com:office:word" xmlns:w="http://schemas.openxmlformats.org/wordprocessingml/2006/main" xmlns:w14="http://schemas.microsoft.com/office/word/2010/wordml" xmlns:w15="http://schemas.microsoft.com/office/word/2012/wordml" xmlns:w16cei="http://schemas.microsoft.com/office/word/2026/wordml/cei" xmlns:w16cex="http://schemas.microsoft.com/office/word/2018/wordml/cex" xmlns:w16cid="http://schemas.microsoft.com/office/word/2016/wordml/cid" xmlns:w16="http://schemas.microsoft.com/office/word/2018/wordml" xmlns:w16du="http://schemas.microsoft.com/office/word/2023/wordml/word16du" xmlns:w16sdtdh="http://schemas.microsoft.com/office/word/2020/wordml/sdtdatahash" xmlns:w16sdtfl="http://schemas.microsoft.com/office/word/2024/wordml/sdtformatlock" xmlns:w16se="http://schemas.microsoft.com/office/word/2015/wordml/symex" xmlns:wpg="http://schemas.microsoft.com/office/word/2010/wordprocessingGroup" xmlns:wpi="http://schemas.microsoft.com/office/word/2010/wordprocessingInk" xmlns:wne="http://schemas.microsoft.com/office/word/2006/wordml" xmlns:wps="http://schemas.microsoft.com/office/word/2010/wordprocessingShape" mc:Ignorable="w14 w15 w16se w16cid w16 w16cex w16sdtdh w16sdtfl w16du wp14">
+<w:endnotes xmlns:wpc="http://schemas.microsoft.com/office/word/2010/wordprocessingCanvas" xmlns:cx="http://schemas.microsoft.com/office/drawing/2014/chartex" xmlns:cx1="http://schemas.microsoft.com/office/drawing/2015/9/8/chartex" xmlns:cx2="http://schemas.microsoft.com/office/drawing/2015/10/21/chartex" xmlns:cx3="http://schemas.microsoft.com/office/drawing/2016/5/9/chartex" xmlns:cx4="http://schemas.microsoft.com/office/drawing/2016/5/10/chartex" xmlns:cx5="http://schemas.microsoft.com/office/drawing/2016/5/11/chartex" xmlns:cx6="http://schemas.microsoft.com/office/drawing/2016/5/12/chartex" xmlns:cx7="http://schemas.microsoft.com/office/drawing/2016/5/13/chartex" xmlns:cx8="http://schemas.microsoft.com/office/drawing/2016/5/14/chartex" xmlns:mc="http://schemas.openxmlformats.org/markup-compatibility/2006" xmlns:aink="http://schemas.microsoft.com/office/drawing/2016/ink" xmlns:am3d="http://schemas.microsoft.com/office/drawing/2017/model3d" xmlns:o="urn:schemas-microsoft-com:office:office" xmlns:oel="http://schemas.microsoft.com/office/2019/extlst" xmlns:r="http://schemas.openxmlformats.org/officeDocument/2006/relationships" xmlns:m="http://schemas.openxmlformats.org/officeDocument/2006/math" xmlns:v="urn:schemas-microsoft-com:vml" xmlns:wp14="http://schemas.microsoft.com/office/word/2010/wordprocessingDrawing" xmlns:wp="http://schemas.openxmlformats.org/drawingml/2006/wordprocessingDrawing" xmlns:w10="urn:schemas-microsoft-com:office:word" xmlns:w="http://schemas.openxmlformats.org/wordprocessingml/2006/main" xmlns:w14="http://schemas.microsoft.com/office/word/2010/wordml" xmlns:w15="http://schemas.microsoft.com/office/word/2012/wordml" xmlns:w16cex="http://schemas.microsoft.com/office/word/2018/wordml/cex" xmlns:w16cid="http://schemas.microsoft.com/office/word/2016/wordml/cid" xmlns:w16="http://schemas.microsoft.com/office/word/2018/wordml" xmlns:w16du="http://schemas.microsoft.com/office/word/2023/wordml/word16du" xmlns:w16sdtdh="http://schemas.microsoft.com/office/word/2020/wordml/sdtdatahash" xmlns:w16sdtfl="http://schemas.microsoft.com/office/word/2024/wordml/sdtformatlock" xmlns:w16se="http://schemas.microsoft.com/office/word/2015/wordml/symex" xmlns:wpg="http://schemas.microsoft.com/office/word/2010/wordprocessingGroup" xmlns:wpi="http://schemas.microsoft.com/office/word/2010/wordprocessingInk" xmlns:wne="http://schemas.microsoft.com/office/word/2006/wordml" xmlns:wps="http://schemas.microsoft.com/office/word/2010/wordprocessingShape" mc:Ignorable="w14 w15 w16se w16cid w16 w16cex w16sdtdh w16sdtfl w16du wp14">
   <w:endnote w:type="separator" w:id="-1">
     <w:p>
       <w:pPr>
@@ -2837,7 +3238,7 @@
 </file>
 
 <file path=word/footer1.xml><?xml version="1.0" encoding="utf-8"?>
-<w:ftr xmlns:wpc="http://schemas.microsoft.com/office/word/2010/wordprocessingCanvas" xmlns:cx="http://schemas.microsoft.com/office/drawing/2014/chartex" xmlns:cx1="http://schemas.microsoft.com/office/drawing/2015/9/8/chartex" xmlns:cx2="http://schemas.microsoft.com/office/drawing/2015/10/21/chartex" xmlns:cx3="http://schemas.microsoft.com/office/drawing/2016/5/9/chartex" xmlns:cx4="http://schemas.microsoft.com/office/drawing/2016/5/10/chartex" xmlns:cx5="http://schemas.microsoft.com/office/drawing/2016/5/11/chartex" xmlns:cx6="http://schemas.microsoft.com/office/drawing/2016/5/12/chartex" xmlns:cx7="http://schemas.microsoft.com/office/drawing/2016/5/13/chartex" xmlns:cx8="http://schemas.microsoft.com/office/drawing/2016/5/14/chartex" xmlns:mc="http://schemas.openxmlformats.org/markup-compatibility/2006" xmlns:aink="http://schemas.microsoft.com/office/drawing/2016/ink" xmlns:am3d="http://schemas.microsoft.com/office/drawing/2017/model3d" xmlns:o="urn:schemas-microsoft-com:office:office" xmlns:oel="http://schemas.microsoft.com/office/2019/extlst" xmlns:r="http://schemas.openxmlformats.org/officeDocument/2006/relationships" xmlns:m="http://schemas.openxmlformats.org/officeDocument/2006/math" xmlns:v="urn:schemas-microsoft-com:vml" xmlns:wp14="http://schemas.microsoft.com/office/word/2010/wordprocessingDrawing" xmlns:wp="http://schemas.openxmlformats.org/drawingml/2006/wordprocessingDrawing" xmlns:w10="urn:schemas-microsoft-com:office:word" xmlns:w="http://schemas.openxmlformats.org/wordprocessingml/2006/main" xmlns:w14="http://schemas.microsoft.com/office/word/2010/wordml" xmlns:w15="http://schemas.microsoft.com/office/word/2012/wordml" xmlns:w16cei="http://schemas.microsoft.com/office/word/2026/wordml/cei" xmlns:w16cex="http://schemas.microsoft.com/office/word/2018/wordml/cex" xmlns:w16cid="http://schemas.microsoft.com/office/word/2016/wordml/cid" xmlns:w16="http://schemas.microsoft.com/office/word/2018/wordml" xmlns:w16du="http://schemas.microsoft.com/office/word/2023/wordml/word16du" xmlns:w16sdtdh="http://schemas.microsoft.com/office/word/2020/wordml/sdtdatahash" xmlns:w16sdtfl="http://schemas.microsoft.com/office/word/2024/wordml/sdtformatlock" xmlns:w16se="http://schemas.microsoft.com/office/word/2015/wordml/symex" xmlns:wpg="http://schemas.microsoft.com/office/word/2010/wordprocessingGroup" xmlns:wpi="http://schemas.microsoft.com/office/word/2010/wordprocessingInk" xmlns:wne="http://schemas.microsoft.com/office/word/2006/wordml" xmlns:wps="http://schemas.microsoft.com/office/word/2010/wordprocessingShape" mc:Ignorable="w14 w15 w16se w16cid w16 w16cex w16sdtdh w16sdtfl w16du wp14">
+<w:ftr xmlns:wpc="http://schemas.microsoft.com/office/word/2010/wordprocessingCanvas" xmlns:cx="http://schemas.microsoft.com/office/drawing/2014/chartex" xmlns:cx1="http://schemas.microsoft.com/office/drawing/2015/9/8/chartex" xmlns:cx2="http://schemas.microsoft.com/office/drawing/2015/10/21/chartex" xmlns:cx3="http://schemas.microsoft.com/office/drawing/2016/5/9/chartex" xmlns:cx4="http://schemas.microsoft.com/office/drawing/2016/5/10/chartex" xmlns:cx5="http://schemas.microsoft.com/office/drawing/2016/5/11/chartex" xmlns:cx6="http://schemas.microsoft.com/office/drawing/2016/5/12/chartex" xmlns:cx7="http://schemas.microsoft.com/office/drawing/2016/5/13/chartex" xmlns:cx8="http://schemas.microsoft.com/office/drawing/2016/5/14/chartex" xmlns:mc="http://schemas.openxmlformats.org/markup-compatibility/2006" xmlns:aink="http://schemas.microsoft.com/office/drawing/2016/ink" xmlns:am3d="http://schemas.microsoft.com/office/drawing/2017/model3d" xmlns:o="urn:schemas-microsoft-com:office:office" xmlns:oel="http://schemas.microsoft.com/office/2019/extlst" xmlns:r="http://schemas.openxmlformats.org/officeDocument/2006/relationships" xmlns:m="http://schemas.openxmlformats.org/officeDocument/2006/math" xmlns:v="urn:schemas-microsoft-com:vml" xmlns:wp14="http://schemas.microsoft.com/office/word/2010/wordprocessingDrawing" xmlns:wp="http://schemas.openxmlformats.org/drawingml/2006/wordprocessingDrawing" xmlns:w10="urn:schemas-microsoft-com:office:word" xmlns:w="http://schemas.openxmlformats.org/wordprocessingml/2006/main" xmlns:w14="http://schemas.microsoft.com/office/word/2010/wordml" xmlns:w15="http://schemas.microsoft.com/office/word/2012/wordml" xmlns:w16cex="http://schemas.microsoft.com/office/word/2018/wordml/cex" xmlns:w16cid="http://schemas.microsoft.com/office/word/2016/wordml/cid" xmlns:w16="http://schemas.microsoft.com/office/word/2018/wordml" xmlns:w16du="http://schemas.microsoft.com/office/word/2023/wordml/word16du" xmlns:w16sdtdh="http://schemas.microsoft.com/office/word/2020/wordml/sdtdatahash" xmlns:w16sdtfl="http://schemas.microsoft.com/office/word/2024/wordml/sdtformatlock" xmlns:w16se="http://schemas.microsoft.com/office/word/2015/wordml/symex" xmlns:wpg="http://schemas.microsoft.com/office/word/2010/wordprocessingGroup" xmlns:wpi="http://schemas.microsoft.com/office/word/2010/wordprocessingInk" xmlns:wne="http://schemas.microsoft.com/office/word/2006/wordml" xmlns:wps="http://schemas.microsoft.com/office/word/2010/wordprocessingShape" mc:Ignorable="w14 w15 w16se w16cid w16 w16cex w16sdtdh w16sdtfl w16du wp14">
   <w:sdt>
     <w:sdtPr>
       <w:rPr>
@@ -2888,7 +3289,7 @@
 </file>
 
 <file path=word/footnotes.xml><?xml version="1.0" encoding="utf-8"?>
-<w:footnotes xmlns:wpc="http://schemas.microsoft.com/office/word/2010/wordprocessingCanvas" xmlns:cx="http://schemas.microsoft.com/office/drawing/2014/chartex" xmlns:cx1="http://schemas.microsoft.com/office/drawing/2015/9/8/chartex" xmlns:cx2="http://schemas.microsoft.com/office/drawing/2015/10/21/chartex" xmlns:cx3="http://schemas.microsoft.com/office/drawing/2016/5/9/chartex" xmlns:cx4="http://schemas.microsoft.com/office/drawing/2016/5/10/chartex" xmlns:cx5="http://schemas.microsoft.com/office/drawing/2016/5/11/chartex" xmlns:cx6="http://schemas.microsoft.com/office/drawing/2016/5/12/chartex" xmlns:cx7="http://schemas.microsoft.com/office/drawing/2016/5/13/chartex" xmlns:cx8="http://schemas.microsoft.com/office/drawing/2016/5/14/chartex" xmlns:mc="http://schemas.openxmlformats.org/markup-compatibility/2006" xmlns:aink="http://schemas.microsoft.com/office/drawing/2016/ink" xmlns:am3d="http://schemas.microsoft.com/office/drawing/2017/model3d" xmlns:o="urn:schemas-microsoft-com:office:office" xmlns:oel="http://schemas.microsoft.com/office/2019/extlst" xmlns:r="http://schemas.openxmlformats.org/officeDocument/2006/relationships" xmlns:m="http://schemas.openxmlformats.org/officeDocument/2006/math" xmlns:v="urn:schemas-microsoft-com:vml" xmlns:wp14="http://schemas.microsoft.com/office/word/2010/wordprocessingDrawing" xmlns:wp="http://schemas.openxmlformats.org/drawingml/2006/wordprocessingDrawing" xmlns:w10="urn:schemas-microsoft-com:office:word" xmlns:w="http://schemas.openxmlformats.org/wordprocessingml/2006/main" xmlns:w14="http://schemas.microsoft.com/office/word/2010/wordml" xmlns:w15="http://schemas.microsoft.com/office/word/2012/wordml" xmlns:w16cei="http://schemas.microsoft.com/office/word/2026/wordml/cei" xmlns:w16cex="http://schemas.microsoft.com/office/word/2018/wordml/cex" xmlns:w16cid="http://schemas.microsoft.com/office/word/2016/wordml/cid" xmlns:w16="http://schemas.microsoft.com/office/word/2018/wordml" xmlns:w16du="http://schemas.microsoft.com/office/word/2023/wordml/word16du" xmlns:w16sdtdh="http://schemas.microsoft.com/office/word/2020/wordml/sdtdatahash" xmlns:w16sdtfl="http://schemas.microsoft.com/office/word/2024/wordml/sdtformatlock" xmlns:w16se="http://schemas.microsoft.com/office/word/2015/wordml/symex" xmlns:wpg="http://schemas.microsoft.com/office/word/2010/wordprocessingGroup" xmlns:wpi="http://schemas.microsoft.com/office/word/2010/wordprocessingInk" xmlns:wne="http://schemas.microsoft.com/office/word/2006/wordml" xmlns:wps="http://schemas.microsoft.com/office/word/2010/wordprocessingShape" mc:Ignorable="w14 w15 w16se w16cid w16 w16cex w16sdtdh w16sdtfl w16du wp14">
+<w:footnotes xmlns:wpc="http://schemas.microsoft.com/office/word/2010/wordprocessingCanvas" xmlns:cx="http://schemas.microsoft.com/office/drawing/2014/chartex" xmlns:cx1="http://schemas.microsoft.com/office/drawing/2015/9/8/chartex" xmlns:cx2="http://schemas.microsoft.com/office/drawing/2015/10/21/chartex" xmlns:cx3="http://schemas.microsoft.com/office/drawing/2016/5/9/chartex" xmlns:cx4="http://schemas.microsoft.com/office/drawing/2016/5/10/chartex" xmlns:cx5="http://schemas.microsoft.com/office/drawing/2016/5/11/chartex" xmlns:cx6="http://schemas.microsoft.com/office/drawing/2016/5/12/chartex" xmlns:cx7="http://schemas.microsoft.com/office/drawing/2016/5/13/chartex" xmlns:cx8="http://schemas.microsoft.com/office/drawing/2016/5/14/chartex" xmlns:mc="http://schemas.openxmlformats.org/markup-compatibility/2006" xmlns:aink="http://schemas.microsoft.com/office/drawing/2016/ink" xmlns:am3d="http://schemas.microsoft.com/office/drawing/2017/model3d" xmlns:o="urn:schemas-microsoft-com:office:office" xmlns:oel="http://schemas.microsoft.com/office/2019/extlst" xmlns:r="http://schemas.openxmlformats.org/officeDocument/2006/relationships" xmlns:m="http://schemas.openxmlformats.org/officeDocument/2006/math" xmlns:v="urn:schemas-microsoft-com:vml" xmlns:wp14="http://schemas.microsoft.com/office/word/2010/wordprocessingDrawing" xmlns:wp="http://schemas.openxmlformats.org/drawingml/2006/wordprocessingDrawing" xmlns:w10="urn:schemas-microsoft-com:office:word" xmlns:w="http://schemas.openxmlformats.org/wordprocessingml/2006/main" xmlns:w14="http://schemas.microsoft.com/office/word/2010/wordml" xmlns:w15="http://schemas.microsoft.com/office/word/2012/wordml" xmlns:w16cex="http://schemas.microsoft.com/office/word/2018/wordml/cex" xmlns:w16cid="http://schemas.microsoft.com/office/word/2016/wordml/cid" xmlns:w16="http://schemas.microsoft.com/office/word/2018/wordml" xmlns:w16du="http://schemas.microsoft.com/office/word/2023/wordml/word16du" xmlns:w16sdtdh="http://schemas.microsoft.com/office/word/2020/wordml/sdtdatahash" xmlns:w16sdtfl="http://schemas.microsoft.com/office/word/2024/wordml/sdtformatlock" xmlns:w16se="http://schemas.microsoft.com/office/word/2015/wordml/symex" xmlns:wpg="http://schemas.microsoft.com/office/word/2010/wordprocessingGroup" xmlns:wpi="http://schemas.microsoft.com/office/word/2010/wordprocessingInk" xmlns:wne="http://schemas.microsoft.com/office/word/2006/wordml" xmlns:wps="http://schemas.microsoft.com/office/word/2010/wordprocessingShape" mc:Ignorable="w14 w15 w16se w16cid w16 w16cex w16sdtdh w16sdtfl w16du wp14">
   <w:footnote w:type="separator" w:id="-1">
     <w:p>
       <w:pPr>
@@ -2910,6 +3311,103 @@
     </w:p>
   </w:footnote>
 </w:footnotes>
+</file>
+
+<file path=word/numbering.xml><?xml version="1.0" encoding="utf-8"?>
+<w:numbering xmlns:wpc="http://schemas.microsoft.com/office/word/2010/wordprocessingCanvas" xmlns:cx="http://schemas.microsoft.com/office/drawing/2014/chartex" xmlns:cx1="http://schemas.microsoft.com/office/drawing/2015/9/8/chartex" xmlns:cx2="http://schemas.microsoft.com/office/drawing/2015/10/21/chartex" xmlns:cx3="http://schemas.microsoft.com/office/drawing/2016/5/9/chartex" xmlns:cx4="http://schemas.microsoft.com/office/drawing/2016/5/10/chartex" xmlns:cx5="http://schemas.microsoft.com/office/drawing/2016/5/11/chartex" xmlns:cx6="http://schemas.microsoft.com/office/drawing/2016/5/12/chartex" xmlns:cx7="http://schemas.microsoft.com/office/drawing/2016/5/13/chartex" xmlns:cx8="http://schemas.microsoft.com/office/drawing/2016/5/14/chartex" xmlns:mc="http://schemas.openxmlformats.org/markup-compatibility/2006" xmlns:aink="http://schemas.microsoft.com/office/drawing/2016/ink" xmlns:am3d="http://schemas.microsoft.com/office/drawing/2017/model3d" xmlns:o="urn:schemas-microsoft-com:office:office" xmlns:oel="http://schemas.microsoft.com/office/2019/extlst" xmlns:r="http://schemas.openxmlformats.org/officeDocument/2006/relationships" xmlns:m="http://schemas.openxmlformats.org/officeDocument/2006/math" xmlns:v="urn:schemas-microsoft-com:vml" xmlns:wp14="http://schemas.microsoft.com/office/word/2010/wordprocessingDrawing" xmlns:wp="http://schemas.openxmlformats.org/drawingml/2006/wordprocessingDrawing" xmlns:w10="urn:schemas-microsoft-com:office:word" xmlns:w="http://schemas.openxmlformats.org/wordprocessingml/2006/main" xmlns:w14="http://schemas.microsoft.com/office/word/2010/wordml" xmlns:w15="http://schemas.microsoft.com/office/word/2012/wordml" xmlns:w16cex="http://schemas.microsoft.com/office/word/2018/wordml/cex" xmlns:w16cid="http://schemas.microsoft.com/office/word/2016/wordml/cid" xmlns:w16="http://schemas.microsoft.com/office/word/2018/wordml" xmlns:w16du="http://schemas.microsoft.com/office/word/2023/wordml/word16du" xmlns:w16sdtdh="http://schemas.microsoft.com/office/word/2020/wordml/sdtdatahash" xmlns:w16sdtfl="http://schemas.microsoft.com/office/word/2024/wordml/sdtformatlock" xmlns:w16se="http://schemas.microsoft.com/office/word/2015/wordml/symex" xmlns:wpg="http://schemas.microsoft.com/office/word/2010/wordprocessingGroup" xmlns:wpi="http://schemas.microsoft.com/office/word/2010/wordprocessingInk" xmlns:wne="http://schemas.microsoft.com/office/word/2006/wordml" xmlns:wps="http://schemas.microsoft.com/office/word/2010/wordprocessingShape" mc:Ignorable="w14 w15 w16se w16cid w16 w16cex w16sdtdh w16sdtfl w16du wp14">
+  <w:abstractNum w:abstractNumId="0" w15:restartNumberingAfterBreak="0">
+    <w:nsid w:val="1BE977BA"/>
+    <w:multiLevelType w:val="hybridMultilevel"/>
+    <w:tmpl w:val="C07CD9FC"/>
+    <w:lvl w:ilvl="0" w:tplc="0409000F">
+      <w:start w:val="1"/>
+      <w:numFmt w:val="decimal"/>
+      <w:lvlText w:val="%1."/>
+      <w:lvlJc w:val="left"/>
+      <w:pPr>
+        <w:ind w:left="720" w:hanging="360"/>
+      </w:pPr>
+      <w:rPr>
+        <w:rFonts w:hint="default"/>
+      </w:rPr>
+    </w:lvl>
+    <w:lvl w:ilvl="1" w:tplc="04090019" w:tentative="1">
+      <w:start w:val="1"/>
+      <w:numFmt w:val="lowerLetter"/>
+      <w:lvlText w:val="%2."/>
+      <w:lvlJc w:val="left"/>
+      <w:pPr>
+        <w:ind w:left="1440" w:hanging="360"/>
+      </w:pPr>
+    </w:lvl>
+    <w:lvl w:ilvl="2" w:tplc="0409001B" w:tentative="1">
+      <w:start w:val="1"/>
+      <w:numFmt w:val="lowerRoman"/>
+      <w:lvlText w:val="%3."/>
+      <w:lvlJc w:val="right"/>
+      <w:pPr>
+        <w:ind w:left="2160" w:hanging="180"/>
+      </w:pPr>
+    </w:lvl>
+    <w:lvl w:ilvl="3" w:tplc="0409000F" w:tentative="1">
+      <w:start w:val="1"/>
+      <w:numFmt w:val="decimal"/>
+      <w:lvlText w:val="%4."/>
+      <w:lvlJc w:val="left"/>
+      <w:pPr>
+        <w:ind w:left="2880" w:hanging="360"/>
+      </w:pPr>
+    </w:lvl>
+    <w:lvl w:ilvl="4" w:tplc="04090019" w:tentative="1">
+      <w:start w:val="1"/>
+      <w:numFmt w:val="lowerLetter"/>
+      <w:lvlText w:val="%5."/>
+      <w:lvlJc w:val="left"/>
+      <w:pPr>
+        <w:ind w:left="3600" w:hanging="360"/>
+      </w:pPr>
+    </w:lvl>
+    <w:lvl w:ilvl="5" w:tplc="0409001B" w:tentative="1">
+      <w:start w:val="1"/>
+      <w:numFmt w:val="lowerRoman"/>
+      <w:lvlText w:val="%6."/>
+      <w:lvlJc w:val="right"/>
+      <w:pPr>
+        <w:ind w:left="4320" w:hanging="180"/>
+      </w:pPr>
+    </w:lvl>
+    <w:lvl w:ilvl="6" w:tplc="0409000F" w:tentative="1">
+      <w:start w:val="1"/>
+      <w:numFmt w:val="decimal"/>
+      <w:lvlText w:val="%7."/>
+      <w:lvlJc w:val="left"/>
+      <w:pPr>
+        <w:ind w:left="5040" w:hanging="360"/>
+      </w:pPr>
+    </w:lvl>
+    <w:lvl w:ilvl="7" w:tplc="04090019" w:tentative="1">
+      <w:start w:val="1"/>
+      <w:numFmt w:val="lowerLetter"/>
+      <w:lvlText w:val="%8."/>
+      <w:lvlJc w:val="left"/>
+      <w:pPr>
+        <w:ind w:left="5760" w:hanging="360"/>
+      </w:pPr>
+    </w:lvl>
+    <w:lvl w:ilvl="8" w:tplc="0409001B" w:tentative="1">
+      <w:start w:val="1"/>
+      <w:numFmt w:val="lowerRoman"/>
+      <w:lvlText w:val="%9."/>
+      <w:lvlJc w:val="right"/>
+      <w:pPr>
+        <w:ind w:left="6480" w:hanging="180"/>
+      </w:pPr>
+    </w:lvl>
+  </w:abstractNum>
+  <w:num w:numId="1" w16cid:durableId="2031299418">
+    <w:abstractNumId w:val="0"/>
+  </w:num>
+</w:numbering>
 </file>
 
 <file path=word/styles.xml><?xml version="1.0" encoding="utf-8"?>
@@ -3518,7 +4016,6 @@
   <w:style w:type="character" w:default="1" w:styleId="DefaultParagraphFont">
     <w:name w:val="Default Paragraph Font"/>
     <w:uiPriority w:val="1"/>
-    <w:semiHidden/>
     <w:unhideWhenUsed/>
   </w:style>
   <w:style w:type="table" w:default="1" w:styleId="TableNormal">

--- a/report.docx
+++ b/report.docx
@@ -67,7 +67,7 @@
             </w:rPr>
             <w:fldChar w:fldCharType="separate"/>
           </w:r>
-          <w:hyperlink w:anchor="_Toc238465456" w:history="1">
+          <w:hyperlink w:anchor="_Toc238481991" w:history="1">
             <w:r>
               <w:rPr>
                 <w:rStyle w:val="Hyperlink"/>
@@ -85,64 +85,41 @@
             </w:r>
             <w:r>
               <w:rPr>
-                <w:rStyle w:val="Hyperlink"/>
-                <w:noProof/>
-                <w:rtl/>
-              </w:rPr>
-              <w:fldChar w:fldCharType="begin"/>
-            </w:r>
-            <w:r>
-              <w:rPr>
                 <w:noProof/>
                 <w:webHidden/>
                 <w:rtl/>
               </w:rPr>
-              <w:instrText xml:space="preserve"> </w:instrText>
+              <w:fldChar w:fldCharType="begin"/>
             </w:r>
             <w:r>
               <w:rPr>
                 <w:noProof/>
                 <w:webHidden/>
-              </w:rPr>
-              <w:instrText>PAGEREF</w:instrText>
+                <w:rtl/>
+              </w:rPr>
+              <w:instrText xml:space="preserve"> </w:instrText>
             </w:r>
             <w:r>
               <w:rPr>
                 <w:noProof/>
                 <w:webHidden/>
-                <w:rtl/>
-              </w:rPr>
-              <w:instrText xml:space="preserve"> _</w:instrText>
+              </w:rPr>
+              <w:instrText>PAGEREF</w:instrText>
             </w:r>
             <w:r>
               <w:rPr>
                 <w:noProof/>
                 <w:webHidden/>
-              </w:rPr>
-              <w:instrText>Toc238465456 \h</w:instrText>
+                <w:rtl/>
+              </w:rPr>
+              <w:instrText xml:space="preserve"> _</w:instrText>
             </w:r>
             <w:r>
               <w:rPr>
                 <w:noProof/>
                 <w:webHidden/>
-                <w:rtl/>
-              </w:rPr>
-              <w:instrText xml:space="preserve"> </w:instrText>
-            </w:r>
-            <w:r>
-              <w:rPr>
-                <w:rStyle w:val="Hyperlink"/>
-                <w:noProof/>
-                <w:rtl/>
-              </w:rPr>
-            </w:r>
-            <w:r>
-              <w:rPr>
-                <w:rStyle w:val="Hyperlink"/>
-                <w:noProof/>
-                <w:rtl/>
-              </w:rPr>
-              <w:fldChar w:fldCharType="separate"/>
+              </w:rPr>
+              <w:instrText>Toc238481991 \h</w:instrText>
             </w:r>
             <w:r>
               <w:rPr>
@@ -150,12 +127,35 @@
                 <w:webHidden/>
                 <w:rtl/>
               </w:rPr>
+              <w:instrText xml:space="preserve"> </w:instrText>
+            </w:r>
+            <w:r>
+              <w:rPr>
+                <w:noProof/>
+                <w:webHidden/>
+                <w:rtl/>
+              </w:rPr>
+            </w:r>
+            <w:r>
+              <w:rPr>
+                <w:noProof/>
+                <w:webHidden/>
+                <w:rtl/>
+              </w:rPr>
+              <w:fldChar w:fldCharType="separate"/>
+            </w:r>
+            <w:r>
+              <w:rPr>
+                <w:noProof/>
+                <w:webHidden/>
+                <w:rtl/>
+              </w:rPr>
               <w:t>1</w:t>
             </w:r>
             <w:r>
               <w:rPr>
-                <w:rStyle w:val="Hyperlink"/>
                 <w:noProof/>
+                <w:webHidden/>
                 <w:rtl/>
               </w:rPr>
               <w:fldChar w:fldCharType="end"/>
@@ -176,13 +176,13 @@
               <w:rtl/>
             </w:rPr>
           </w:pPr>
-          <w:hyperlink w:anchor="_Toc238465457" w:history="1">
+          <w:hyperlink w:anchor="_Toc238481992" w:history="1">
             <w:r>
               <w:rPr>
                 <w:rStyle w:val="Hyperlink"/>
                 <w:noProof/>
               </w:rPr>
-              <w:t>Split</w:t>
+              <w:t>Clean data</w:t>
             </w:r>
             <w:r>
               <w:rPr>
@@ -194,11 +194,104 @@
             </w:r>
             <w:r>
               <w:rPr>
+                <w:noProof/>
+                <w:webHidden/>
+                <w:rtl/>
+              </w:rPr>
+              <w:fldChar w:fldCharType="begin"/>
+            </w:r>
+            <w:r>
+              <w:rPr>
+                <w:noProof/>
+                <w:webHidden/>
+                <w:rtl/>
+              </w:rPr>
+              <w:instrText xml:space="preserve"> </w:instrText>
+            </w:r>
+            <w:r>
+              <w:rPr>
+                <w:noProof/>
+                <w:webHidden/>
+              </w:rPr>
+              <w:instrText>PAGEREF</w:instrText>
+            </w:r>
+            <w:r>
+              <w:rPr>
+                <w:noProof/>
+                <w:webHidden/>
+                <w:rtl/>
+              </w:rPr>
+              <w:instrText xml:space="preserve"> _</w:instrText>
+            </w:r>
+            <w:r>
+              <w:rPr>
+                <w:noProof/>
+                <w:webHidden/>
+              </w:rPr>
+              <w:instrText>Toc238481992 \h</w:instrText>
+            </w:r>
+            <w:r>
+              <w:rPr>
+                <w:noProof/>
+                <w:webHidden/>
+                <w:rtl/>
+              </w:rPr>
+              <w:instrText xml:space="preserve"> </w:instrText>
+            </w:r>
+            <w:r>
+              <w:rPr>
+                <w:noProof/>
+                <w:webHidden/>
+                <w:rtl/>
+              </w:rPr>
+            </w:r>
+            <w:r>
+              <w:rPr>
+                <w:noProof/>
+                <w:webHidden/>
+                <w:rtl/>
+              </w:rPr>
+              <w:fldChar w:fldCharType="separate"/>
+            </w:r>
+            <w:r>
+              <w:rPr>
+                <w:noProof/>
+                <w:webHidden/>
+                <w:rtl/>
+              </w:rPr>
+              <w:t>4</w:t>
+            </w:r>
+            <w:r>
+              <w:rPr>
+                <w:noProof/>
+                <w:webHidden/>
+                <w:rtl/>
+              </w:rPr>
+              <w:fldChar w:fldCharType="end"/>
+            </w:r>
+          </w:hyperlink>
+        </w:p>
+        <w:p>
+          <w:pPr>
+            <w:pStyle w:val="TOC1"/>
+            <w:tabs>
+              <w:tab w:val="right" w:leader="dot" w:pos="9016"/>
+            </w:tabs>
+            <w:rPr>
+              <w:rFonts w:eastAsiaTheme="minorEastAsia"/>
+              <w:noProof/>
+              <w:sz w:val="24"/>
+              <w:szCs w:val="24"/>
+              <w:rtl/>
+            </w:rPr>
+          </w:pPr>
+          <w:hyperlink w:anchor="_Toc238481993" w:history="1">
+            <w:r>
+              <w:rPr>
                 <w:rStyle w:val="Hyperlink"/>
                 <w:noProof/>
-                <w:rtl/>
-              </w:rPr>
-              <w:fldChar w:fldCharType="begin"/>
+              </w:rPr>
+              <w:t>Split</w:t>
             </w:r>
             <w:r>
               <w:rPr>
@@ -206,14 +299,15 @@
                 <w:webHidden/>
                 <w:rtl/>
               </w:rPr>
-              <w:instrText xml:space="preserve"> </w:instrText>
+              <w:tab/>
             </w:r>
             <w:r>
               <w:rPr>
                 <w:noProof/>
                 <w:webHidden/>
-              </w:rPr>
-              <w:instrText>PAGEREF</w:instrText>
+                <w:rtl/>
+              </w:rPr>
+              <w:fldChar w:fldCharType="begin"/>
             </w:r>
             <w:r>
               <w:rPr>
@@ -221,14 +315,14 @@
                 <w:webHidden/>
                 <w:rtl/>
               </w:rPr>
-              <w:instrText xml:space="preserve"> _</w:instrText>
+              <w:instrText xml:space="preserve"> </w:instrText>
             </w:r>
             <w:r>
               <w:rPr>
                 <w:noProof/>
                 <w:webHidden/>
               </w:rPr>
-              <w:instrText>Toc238465457 \h</w:instrText>
+              <w:instrText>PAGEREF</w:instrText>
             </w:r>
             <w:r>
               <w:rPr>
@@ -236,22 +330,78 @@
                 <w:webHidden/>
                 <w:rtl/>
               </w:rPr>
+              <w:instrText xml:space="preserve"> _</w:instrText>
+            </w:r>
+            <w:r>
+              <w:rPr>
+                <w:noProof/>
+                <w:webHidden/>
+              </w:rPr>
+              <w:instrText>Toc238481993 \h</w:instrText>
+            </w:r>
+            <w:r>
+              <w:rPr>
+                <w:noProof/>
+                <w:webHidden/>
+                <w:rtl/>
+              </w:rPr>
               <w:instrText xml:space="preserve"> </w:instrText>
             </w:r>
+            <w:r>
+              <w:rPr>
+                <w:noProof/>
+                <w:webHidden/>
+                <w:rtl/>
+              </w:rPr>
+            </w:r>
+            <w:r>
+              <w:rPr>
+                <w:noProof/>
+                <w:webHidden/>
+                <w:rtl/>
+              </w:rPr>
+              <w:fldChar w:fldCharType="separate"/>
+            </w:r>
+            <w:r>
+              <w:rPr>
+                <w:noProof/>
+                <w:webHidden/>
+                <w:rtl/>
+              </w:rPr>
+              <w:t>5</w:t>
+            </w:r>
+            <w:r>
+              <w:rPr>
+                <w:noProof/>
+                <w:webHidden/>
+                <w:rtl/>
+              </w:rPr>
+              <w:fldChar w:fldCharType="end"/>
+            </w:r>
+          </w:hyperlink>
+        </w:p>
+        <w:p>
+          <w:pPr>
+            <w:pStyle w:val="TOC1"/>
+            <w:tabs>
+              <w:tab w:val="right" w:leader="dot" w:pos="9016"/>
+            </w:tabs>
+            <w:rPr>
+              <w:rFonts w:eastAsiaTheme="minorEastAsia"/>
+              <w:noProof/>
+              <w:sz w:val="24"/>
+              <w:szCs w:val="24"/>
+              <w:rtl/>
+            </w:rPr>
+          </w:pPr>
+          <w:hyperlink w:anchor="_Toc238481994" w:history="1">
             <w:r>
               <w:rPr>
                 <w:rStyle w:val="Hyperlink"/>
                 <w:noProof/>
                 <w:rtl/>
               </w:rPr>
-            </w:r>
-            <w:r>
-              <w:rPr>
-                <w:rStyle w:val="Hyperlink"/>
-                <w:noProof/>
-                <w:rtl/>
-              </w:rPr>
-              <w:fldChar w:fldCharType="separate"/>
+              <w:t>ترتیب اجرای فایل‌ها</w:t>
             </w:r>
             <w:r>
               <w:rPr>
@@ -259,12 +409,81 @@
                 <w:webHidden/>
                 <w:rtl/>
               </w:rPr>
-              <w:t>4</w:t>
-            </w:r>
-            <w:r>
-              <w:rPr>
-                <w:rStyle w:val="Hyperlink"/>
+              <w:tab/>
+            </w:r>
+            <w:r>
+              <w:rPr>
                 <w:noProof/>
+                <w:webHidden/>
+                <w:rtl/>
+              </w:rPr>
+              <w:fldChar w:fldCharType="begin"/>
+            </w:r>
+            <w:r>
+              <w:rPr>
+                <w:noProof/>
+                <w:webHidden/>
+                <w:rtl/>
+              </w:rPr>
+              <w:instrText xml:space="preserve"> </w:instrText>
+            </w:r>
+            <w:r>
+              <w:rPr>
+                <w:noProof/>
+                <w:webHidden/>
+              </w:rPr>
+              <w:instrText>PAGEREF</w:instrText>
+            </w:r>
+            <w:r>
+              <w:rPr>
+                <w:noProof/>
+                <w:webHidden/>
+                <w:rtl/>
+              </w:rPr>
+              <w:instrText xml:space="preserve"> _</w:instrText>
+            </w:r>
+            <w:r>
+              <w:rPr>
+                <w:noProof/>
+                <w:webHidden/>
+              </w:rPr>
+              <w:instrText>Toc238481994 \h</w:instrText>
+            </w:r>
+            <w:r>
+              <w:rPr>
+                <w:noProof/>
+                <w:webHidden/>
+                <w:rtl/>
+              </w:rPr>
+              <w:instrText xml:space="preserve"> </w:instrText>
+            </w:r>
+            <w:r>
+              <w:rPr>
+                <w:noProof/>
+                <w:webHidden/>
+                <w:rtl/>
+              </w:rPr>
+            </w:r>
+            <w:r>
+              <w:rPr>
+                <w:noProof/>
+                <w:webHidden/>
+                <w:rtl/>
+              </w:rPr>
+              <w:fldChar w:fldCharType="separate"/>
+            </w:r>
+            <w:r>
+              <w:rPr>
+                <w:noProof/>
+                <w:webHidden/>
+                <w:rtl/>
+              </w:rPr>
+              <w:t>8</w:t>
+            </w:r>
+            <w:r>
+              <w:rPr>
+                <w:noProof/>
+                <w:webHidden/>
                 <w:rtl/>
               </w:rPr>
               <w:fldChar w:fldCharType="end"/>
@@ -329,7 +548,7 @@
         <w:pStyle w:val="Heading1"/>
         <w:jc w:val="right"/>
       </w:pPr>
-      <w:bookmarkStart w:id="0" w:name="_Toc238465456"/>
+      <w:bookmarkStart w:id="0" w:name="_Toc238481991"/>
       <w:r>
         <w:t>Dataset analysis</w:t>
       </w:r>
@@ -415,7 +634,25 @@
           <w:sz w:val="28"/>
           <w:szCs w:val="28"/>
         </w:rPr>
-        <w:t>L-iN                           4632</w:t>
+        <w:t>L-</w:t>
+      </w:r>
+      <w:proofErr w:type="spellStart"/>
+      <w:r>
+        <w:rPr>
+          <w:rFonts w:cs="B Nazanin"/>
+          <w:sz w:val="28"/>
+          <w:szCs w:val="28"/>
+        </w:rPr>
+        <w:t>iN</w:t>
+      </w:r>
+      <w:proofErr w:type="spellEnd"/>
+      <w:r>
+        <w:rPr>
+          <w:rFonts w:cs="B Nazanin"/>
+          <w:sz w:val="28"/>
+          <w:szCs w:val="28"/>
+        </w:rPr>
+        <w:t xml:space="preserve">                           4632</w:t>
       </w:r>
     </w:p>
     <w:p>
@@ -433,7 +670,25 @@
           <w:sz w:val="28"/>
           <w:szCs w:val="28"/>
         </w:rPr>
-        <w:t>R-iN                           4340</w:t>
+        <w:t>R-</w:t>
+      </w:r>
+      <w:proofErr w:type="spellStart"/>
+      <w:r>
+        <w:rPr>
+          <w:rFonts w:cs="B Nazanin"/>
+          <w:sz w:val="28"/>
+          <w:szCs w:val="28"/>
+        </w:rPr>
+        <w:t>iN</w:t>
+      </w:r>
+      <w:proofErr w:type="spellEnd"/>
+      <w:r>
+        <w:rPr>
+          <w:rFonts w:cs="B Nazanin"/>
+          <w:sz w:val="28"/>
+          <w:szCs w:val="28"/>
+        </w:rPr>
+        <w:t xml:space="preserve">                           4340</w:t>
       </w:r>
     </w:p>
     <w:p>
@@ -550,8 +805,36 @@
           <w:sz w:val="28"/>
           <w:szCs w:val="28"/>
         </w:rPr>
-        <w:t>L-iN, R-iN</w:t>
-      </w:r>
+        <w:t>L-</w:t>
+      </w:r>
+      <w:proofErr w:type="spellStart"/>
+      <w:r>
+        <w:rPr>
+          <w:rFonts w:cs="B Nazanin"/>
+          <w:sz w:val="28"/>
+          <w:szCs w:val="28"/>
+        </w:rPr>
+        <w:t>iN</w:t>
+      </w:r>
+      <w:proofErr w:type="spellEnd"/>
+      <w:r>
+        <w:rPr>
+          <w:rFonts w:cs="B Nazanin"/>
+          <w:sz w:val="28"/>
+          <w:szCs w:val="28"/>
+        </w:rPr>
+        <w:t>, R-</w:t>
+      </w:r>
+      <w:proofErr w:type="spellStart"/>
+      <w:r>
+        <w:rPr>
+          <w:rFonts w:cs="B Nazanin"/>
+          <w:sz w:val="28"/>
+          <w:szCs w:val="28"/>
+        </w:rPr>
+        <w:t>iN</w:t>
+      </w:r>
+      <w:proofErr w:type="spellEnd"/>
       <w:r>
         <w:rPr>
           <w:rFonts w:cs="B Nazanin" w:hint="cs"/>
@@ -695,6 +978,7 @@
         </w:rPr>
         <w:t xml:space="preserve">در مرحله بعدی اطلاعات کل عکس‌های دیتاست از قبیل اسم فایل، </w:t>
       </w:r>
+      <w:proofErr w:type="spellStart"/>
       <w:r>
         <w:rPr>
           <w:rFonts w:cs="B Nazanin"/>
@@ -703,6 +987,7 @@
         </w:rPr>
         <w:t>bcs</w:t>
       </w:r>
+      <w:proofErr w:type="spellEnd"/>
       <w:r>
         <w:rPr>
           <w:rFonts w:cs="B Nazanin" w:hint="cs"/>
@@ -781,6 +1066,7 @@
         </w:rPr>
         <w:t xml:space="preserve"> که نشان دهنده شماره عکس از یک گاو است، </w:t>
       </w:r>
+      <w:proofErr w:type="spellStart"/>
       <w:r>
         <w:rPr>
           <w:rFonts w:cs="B Nazanin"/>
@@ -789,6 +1075,7 @@
         </w:rPr>
         <w:t>cow_group_id</w:t>
       </w:r>
+      <w:proofErr w:type="spellEnd"/>
       <w:r>
         <w:rPr>
           <w:rFonts w:cs="B Nazanin" w:hint="cs"/>
@@ -830,7 +1117,17 @@
           <w:szCs w:val="28"/>
           <w:rtl/>
         </w:rPr>
-        <w:t xml:space="preserve"> هست و در نهایت محل ذخیره سازی عکس مورد نظر به صورت دیتافریم درآمد.</w:t>
+        <w:t xml:space="preserve"> هست و در نهایت محل ذخیره سازی عکس مورد نظر به صورت </w:t>
+      </w:r>
+      <w:r>
+        <w:rPr>
+          <w:rFonts w:cs="B Nazanin" w:hint="cs"/>
+          <w:sz w:val="28"/>
+          <w:szCs w:val="28"/>
+          <w:rtl/>
+        </w:rPr>
+        <w:lastRenderedPageBreak/>
+        <w:t>دیتافریم درآمد.</w:t>
       </w:r>
       <w:r>
         <w:rPr>
@@ -873,17 +1170,7 @@
           <w:szCs w:val="28"/>
           <w:rtl/>
         </w:rPr>
-        <w:t xml:space="preserve"> بود در غیر </w:t>
-      </w:r>
-      <w:r>
-        <w:rPr>
-          <w:rFonts w:cs="B Nazanin" w:hint="cs"/>
-          <w:sz w:val="28"/>
-          <w:szCs w:val="28"/>
-          <w:rtl/>
-        </w:rPr>
-        <w:lastRenderedPageBreak/>
-        <w:t xml:space="preserve">اینصورت اصلا ذخیره نمیشد زیرا همانطور که اشاره شد در حالت های دیگر دسترسی به </w:t>
+        <w:t xml:space="preserve"> بود در غیر اینصورت اصلا ذخیره نمیشد زیرا همانطور که اشاره شد در حالت های دیگر دسترسی به </w:t>
       </w:r>
       <w:r>
         <w:rPr>
@@ -940,6 +1227,7 @@
         </w:rPr>
         <w:t xml:space="preserve">مرحله بعد چک کردن این بود که هرگاو حتما یک </w:t>
       </w:r>
+      <w:proofErr w:type="spellStart"/>
       <w:r>
         <w:rPr>
           <w:rFonts w:cs="B Nazanin"/>
@@ -948,6 +1236,7 @@
         </w:rPr>
         <w:t>bcs</w:t>
       </w:r>
+      <w:proofErr w:type="spellEnd"/>
       <w:r>
         <w:rPr>
           <w:rFonts w:cs="B Nazanin" w:hint="cs"/>
@@ -975,6 +1264,7 @@
         </w:rPr>
         <w:t xml:space="preserve"> گاو حداقل در دودسته </w:t>
       </w:r>
+      <w:proofErr w:type="spellStart"/>
       <w:r>
         <w:rPr>
           <w:rFonts w:cs="B Nazanin"/>
@@ -983,6 +1273,7 @@
         </w:rPr>
         <w:t>bcs</w:t>
       </w:r>
+      <w:proofErr w:type="spellEnd"/>
       <w:r>
         <w:rPr>
           <w:rFonts w:cs="B Nazanin" w:hint="cs"/>
@@ -1028,6 +1319,7 @@
         </w:rPr>
         <w:t xml:space="preserve"> که در فولدر </w:t>
       </w:r>
+      <w:proofErr w:type="spellStart"/>
       <w:r>
         <w:rPr>
           <w:rFonts w:cs="B Nazanin"/>
@@ -1036,6 +1328,7 @@
         </w:rPr>
         <w:t>meta_data</w:t>
       </w:r>
+      <w:proofErr w:type="spellEnd"/>
       <w:r>
         <w:rPr>
           <w:rFonts w:cs="B Nazanin" w:hint="cs"/>
@@ -1074,6 +1367,7 @@
         </w:rPr>
         <w:t>در مرحله بعدی تعداد گاو ها در هر دسته</w:t>
       </w:r>
+      <w:proofErr w:type="spellStart"/>
       <w:r>
         <w:rPr>
           <w:rFonts w:cs="B Nazanin"/>
@@ -1082,6 +1376,7 @@
         </w:rPr>
         <w:t>bcs</w:t>
       </w:r>
+      <w:proofErr w:type="spellEnd"/>
       <w:r>
         <w:rPr>
           <w:rFonts w:cs="B Nazanin" w:hint="cs"/>
@@ -1162,6 +1457,7 @@
                 <w:szCs w:val="28"/>
               </w:rPr>
             </w:pPr>
+            <w:proofErr w:type="spellStart"/>
             <w:r>
               <w:rPr>
                 <w:rFonts w:cs="B Nazanin"/>
@@ -1170,6 +1466,7 @@
               </w:rPr>
               <w:t>bcs</w:t>
             </w:r>
+            <w:proofErr w:type="spellEnd"/>
           </w:p>
         </w:tc>
       </w:tr>
@@ -1732,9 +2029,11 @@
         <w:pStyle w:val="Heading1"/>
         <w:jc w:val="right"/>
       </w:pPr>
+      <w:bookmarkStart w:id="1" w:name="_Toc238481992"/>
       <w:r>
         <w:t>Clean data</w:t>
       </w:r>
+      <w:bookmarkEnd w:id="1"/>
     </w:p>
     <w:p>
       <w:pPr>
@@ -2059,7 +2358,7 @@
       <w:pPr>
         <w:jc w:val="both"/>
         <w:rPr>
-          <w:rFonts w:cs="B Nazanin" w:hint="cs"/>
+          <w:rFonts w:cs="B Nazanin"/>
           <w:sz w:val="28"/>
           <w:szCs w:val="28"/>
           <w:rtl/>
@@ -2071,11 +2370,11 @@
         <w:pStyle w:val="Heading1"/>
         <w:jc w:val="right"/>
       </w:pPr>
-      <w:bookmarkStart w:id="1" w:name="_Toc238465457"/>
+      <w:bookmarkStart w:id="2" w:name="_Toc238481993"/>
       <w:r>
         <w:t>Split</w:t>
       </w:r>
-      <w:bookmarkEnd w:id="1"/>
+      <w:bookmarkEnd w:id="2"/>
     </w:p>
     <w:p>
       <w:pPr>
@@ -2183,6 +2482,7 @@
         </w:rPr>
         <w:t xml:space="preserve"> بودن </w:t>
       </w:r>
+      <w:proofErr w:type="spellStart"/>
       <w:r>
         <w:rPr>
           <w:rFonts w:cs="B Nazanin"/>
@@ -2191,6 +2491,7 @@
         </w:rPr>
         <w:t>bcs</w:t>
       </w:r>
+      <w:proofErr w:type="spellEnd"/>
       <w:r>
         <w:rPr>
           <w:rFonts w:cs="B Nazanin" w:hint="cs"/>
@@ -2206,8 +2507,18 @@
           <w:sz w:val="28"/>
           <w:szCs w:val="28"/>
         </w:rPr>
-        <w:t>train, test, val</w:t>
-      </w:r>
+        <w:t xml:space="preserve">train, test, </w:t>
+      </w:r>
+      <w:proofErr w:type="spellStart"/>
+      <w:r>
+        <w:rPr>
+          <w:rFonts w:cs="B Nazanin"/>
+          <w:sz w:val="28"/>
+          <w:szCs w:val="28"/>
+        </w:rPr>
+        <w:t>val</w:t>
+      </w:r>
+      <w:proofErr w:type="spellEnd"/>
       <w:r>
         <w:rPr>
           <w:rFonts w:cs="B Nazanin" w:hint="cs"/>
@@ -2226,6 +2537,7 @@
         </w:rPr>
         <w:t xml:space="preserve">درصدهای تقسیم بندی مورد نظر و توزیع </w:t>
       </w:r>
+      <w:proofErr w:type="spellStart"/>
       <w:r>
         <w:rPr>
           <w:rFonts w:cs="B Nazanin"/>
@@ -2234,6 +2546,7 @@
         </w:rPr>
         <w:t>bcs</w:t>
       </w:r>
+      <w:proofErr w:type="spellEnd"/>
       <w:r>
         <w:rPr>
           <w:rFonts w:cs="B Nazanin" w:hint="cs"/>
@@ -2362,7 +2675,25 @@
           <w:sz w:val="28"/>
           <w:szCs w:val="28"/>
         </w:rPr>
-        <w:t>Train:       26330 images |  60.03% | Target: 60.00%</w:t>
+        <w:t xml:space="preserve">Train:       26330 images </w:t>
+      </w:r>
+      <w:proofErr w:type="gramStart"/>
+      <w:r>
+        <w:rPr>
+          <w:rFonts w:cs="B Nazanin"/>
+          <w:sz w:val="28"/>
+          <w:szCs w:val="28"/>
+        </w:rPr>
+        <w:t>|  60.03</w:t>
+      </w:r>
+      <w:proofErr w:type="gramEnd"/>
+      <w:r>
+        <w:rPr>
+          <w:rFonts w:cs="B Nazanin"/>
+          <w:sz w:val="28"/>
+          <w:szCs w:val="28"/>
+        </w:rPr>
+        <w:t>% | Target: 60.00%</w:t>
       </w:r>
     </w:p>
     <w:p>
@@ -2380,7 +2711,25 @@
           <w:sz w:val="28"/>
           <w:szCs w:val="28"/>
         </w:rPr>
-        <w:t>Validation:  10978 images |  25.03% | Target: 25.00%</w:t>
+        <w:t xml:space="preserve">Validation:  10978 images </w:t>
+      </w:r>
+      <w:proofErr w:type="gramStart"/>
+      <w:r>
+        <w:rPr>
+          <w:rFonts w:cs="B Nazanin"/>
+          <w:sz w:val="28"/>
+          <w:szCs w:val="28"/>
+        </w:rPr>
+        <w:t>|  25.03</w:t>
+      </w:r>
+      <w:proofErr w:type="gramEnd"/>
+      <w:r>
+        <w:rPr>
+          <w:rFonts w:cs="B Nazanin"/>
+          <w:sz w:val="28"/>
+          <w:szCs w:val="28"/>
+        </w:rPr>
+        <w:t>% | Target: 25.00%</w:t>
       </w:r>
     </w:p>
     <w:p>
@@ -2398,7 +2747,25 @@
           <w:sz w:val="28"/>
           <w:szCs w:val="28"/>
         </w:rPr>
-        <w:t>Test:         6555 images |  14.94% | Target: 15.00%</w:t>
+        <w:t xml:space="preserve">Test:         6555 images </w:t>
+      </w:r>
+      <w:proofErr w:type="gramStart"/>
+      <w:r>
+        <w:rPr>
+          <w:rFonts w:cs="B Nazanin"/>
+          <w:sz w:val="28"/>
+          <w:szCs w:val="28"/>
+        </w:rPr>
+        <w:t>|  14.94</w:t>
+      </w:r>
+      <w:proofErr w:type="gramEnd"/>
+      <w:r>
+        <w:rPr>
+          <w:rFonts w:cs="B Nazanin"/>
+          <w:sz w:val="28"/>
+          <w:szCs w:val="28"/>
+        </w:rPr>
+        <w:t>% | Target: 15.00%</w:t>
       </w:r>
     </w:p>
     <w:p>
@@ -2540,8 +2907,54 @@
           <w:sz w:val="28"/>
           <w:szCs w:val="28"/>
         </w:rPr>
-        <w:t>Total (%)  Train (%)  Validation (%)  Test</w:t>
-      </w:r>
+        <w:t>Total (</w:t>
+      </w:r>
+      <w:proofErr w:type="gramStart"/>
+      <w:r>
+        <w:rPr>
+          <w:rFonts w:cs="B Nazanin"/>
+          <w:sz w:val="28"/>
+          <w:szCs w:val="28"/>
+        </w:rPr>
+        <w:t>%)  Train</w:t>
+      </w:r>
+      <w:proofErr w:type="gramEnd"/>
+      <w:r>
+        <w:rPr>
+          <w:rFonts w:cs="B Nazanin"/>
+          <w:sz w:val="28"/>
+          <w:szCs w:val="28"/>
+        </w:rPr>
+        <w:t xml:space="preserve"> (</w:t>
+      </w:r>
+      <w:proofErr w:type="gramStart"/>
+      <w:r>
+        <w:rPr>
+          <w:rFonts w:cs="B Nazanin"/>
+          <w:sz w:val="28"/>
+          <w:szCs w:val="28"/>
+        </w:rPr>
+        <w:t>%)  Validation</w:t>
+      </w:r>
+      <w:proofErr w:type="gramEnd"/>
+      <w:r>
+        <w:rPr>
+          <w:rFonts w:cs="B Nazanin"/>
+          <w:sz w:val="28"/>
+          <w:szCs w:val="28"/>
+        </w:rPr>
+        <w:t xml:space="preserve"> (</w:t>
+      </w:r>
+      <w:proofErr w:type="gramStart"/>
+      <w:r>
+        <w:rPr>
+          <w:rFonts w:cs="B Nazanin"/>
+          <w:sz w:val="28"/>
+          <w:szCs w:val="28"/>
+        </w:rPr>
+        <w:t>%)  Test</w:t>
+      </w:r>
+      <w:proofErr w:type="gramEnd"/>
       <w:r>
         <w:rPr>
           <w:rFonts w:cs="B Nazanin"/>
@@ -2561,6 +2974,7 @@
           <w:szCs w:val="28"/>
         </w:rPr>
       </w:pPr>
+      <w:proofErr w:type="spellStart"/>
       <w:r>
         <w:rPr>
           <w:rFonts w:cs="B Nazanin"/>
@@ -2569,6 +2983,7 @@
         </w:rPr>
         <w:t>bcs</w:t>
       </w:r>
+      <w:proofErr w:type="spellEnd"/>
       <w:r>
         <w:rPr>
           <w:rFonts w:cs="B Nazanin"/>
@@ -2698,6 +3113,7 @@
         </w:rPr>
         <w:t xml:space="preserve">از لحاظ توزیع داده نیز درصد توزیع های مختلف بسیار به درصد </w:t>
       </w:r>
+      <w:proofErr w:type="spellStart"/>
       <w:r>
         <w:rPr>
           <w:rFonts w:cs="B Nazanin"/>
@@ -2706,6 +3122,7 @@
         </w:rPr>
         <w:t>df</w:t>
       </w:r>
+      <w:proofErr w:type="spellEnd"/>
       <w:r>
         <w:rPr>
           <w:rFonts w:cs="B Nazanin" w:hint="cs"/>
@@ -3072,13 +3489,15 @@
           <w:rtl/>
         </w:rPr>
       </w:pPr>
+      <w:bookmarkStart w:id="3" w:name="_Toc238481994"/>
       <w:r>
         <w:rPr>
           <w:rFonts w:hint="cs"/>
           <w:rtl/>
         </w:rPr>
-        <w:t>ترتیب اجرای فایل‌ها:</w:t>
-      </w:r>
+        <w:t>ترتیب اجرای فایل‌ها</w:t>
+      </w:r>
+      <w:bookmarkEnd w:id="3"/>
     </w:p>
     <w:p>
       <w:pPr>
@@ -3115,6 +3534,7 @@
           <w:szCs w:val="28"/>
         </w:rPr>
       </w:pPr>
+      <w:proofErr w:type="spellStart"/>
       <w:r>
         <w:rPr>
           <w:rFonts w:cs="B Nazanin"/>
@@ -3123,6 +3543,7 @@
         </w:rPr>
         <w:t>Clean_data</w:t>
       </w:r>
+      <w:proofErr w:type="spellEnd"/>
     </w:p>
     <w:p>
       <w:pPr>
@@ -4016,6 +4437,7 @@
   <w:style w:type="character" w:default="1" w:styleId="DefaultParagraphFont">
     <w:name w:val="Default Paragraph Font"/>
     <w:uiPriority w:val="1"/>
+    <w:semiHidden/>
     <w:unhideWhenUsed/>
   </w:style>
   <w:style w:type="table" w:default="1" w:styleId="TableNormal">
